--- a/Soc2Type2-chatgpt/Review_Output_2026-10-12_Final/01_Reviewed_Policies/36 - Backup and Restoration Procedure.docx
+++ b/Soc2Type2-chatgpt/Review_Output_2026-10-12_Final/01_Reviewed_Policies/36 - Backup and Restoration Procedure.docx
@@ -5,726 +5,119 @@
   <w:body>
     <w:p>
       <w:pPr>
-        <w:widowControl w:val="1"/>
-        <w:spacing w:after="0" w:line="240" w:lineRule="auto"/>
-        <w:rPr>
-          <w:rFonts w:ascii="Arial" w:cs="Arial" w:eastAsia="Arial" w:hAnsi="Arial"/>
-          <w:sz w:val="20"/>
-          <w:szCs w:val="20"/>
-        </w:rPr>
+        <w:jc w:val="center"/>
       </w:pPr>
       <w:r>
         <w:rPr>
-          <w:rtl w:val="0"/>
+          <w:b/>
+          <w:sz w:val="18"/>
         </w:rPr>
+        <w:t>DRAFT — OWNER VALIDATION AND AUTHORIZED APPROVAL REQUIRED</w:t>
       </w:r>
     </w:p>
     <w:p>
       <w:pPr>
-        <w:widowControl w:val="1"/>
-        <w:spacing w:after="0" w:line="240" w:lineRule="auto"/>
-        <w:rPr>
-          <w:rFonts w:ascii="Arial" w:cs="Arial" w:eastAsia="Arial" w:hAnsi="Arial"/>
-          <w:sz w:val="20"/>
-          <w:szCs w:val="20"/>
-        </w:rPr>
+        <w:pStyle w:val="Title"/>
+        <w:jc w:val="center"/>
       </w:pPr>
       <w:r>
-        <w:rPr>
-          <w:rtl w:val="0"/>
-        </w:rPr>
-      </w:r>
-    </w:p>
-    <w:p>
-      <w:pPr>
-        <w:widowControl w:val="1"/>
-        <w:spacing w:after="0" w:line="240" w:lineRule="auto"/>
-        <w:rPr>
-          <w:rFonts w:ascii="Verdana" w:cs="Verdana" w:eastAsia="Verdana" w:hAnsi="Verdana"/>
-          <w:b w:val="1"/>
-          <w:sz w:val="20"/>
-          <w:szCs w:val="20"/>
-        </w:rPr>
-      </w:pPr>
-      <w:r>
-        <w:rPr>
-          <w:rtl w:val="0"/>
-        </w:rPr>
-      </w:r>
-    </w:p>
-    <w:p>
-      <w:pPr>
-        <w:widowControl w:val="1"/>
-        <w:pBdr>
-          <w:bottom w:color="000000" w:space="2" w:sz="18" w:val="single"/>
-        </w:pBdr>
-        <w:shd w:fill="000099" w:val="clear"/>
-        <w:tabs>
-          <w:tab w:val="left" w:leader="none" w:pos="600"/>
-        </w:tabs>
-        <w:spacing w:after="0" w:line="240" w:lineRule="auto"/>
-        <w:ind w:left="720" w:firstLine="0"/>
-        <w:jc w:val="center"/>
-        <w:rPr>
-          <w:rFonts w:ascii="Verdana" w:cs="Verdana" w:eastAsia="Verdana" w:hAnsi="Verdana"/>
-          <w:b w:val="1"/>
-          <w:color w:val="ffffff"/>
-          <w:sz w:val="32"/>
-          <w:szCs w:val="32"/>
-        </w:rPr>
-      </w:pPr>
-      <w:r>
-        <w:rPr>
-          <w:rFonts w:ascii="Verdana" w:cs="Verdana" w:eastAsia="Verdana" w:hAnsi="Verdana"/>
-          <w:b w:val="1"/>
-          <w:color w:val="ffffff"/>
-          <w:sz w:val="32"/>
-          <w:szCs w:val="32"/>
-          <w:rtl w:val="0"/>
-        </w:rPr>
-        <w:t xml:space="preserve">Data Backup and Storage Policy</w:t>
-      </w:r>
-    </w:p>
-    <w:p>
-      <w:pPr>
-        <w:widowControl w:val="1"/>
-        <w:spacing w:after="0" w:line="240" w:lineRule="auto"/>
-        <w:jc w:val="center"/>
-        <w:rPr>
-          <w:rFonts w:ascii="Verdana" w:cs="Verdana" w:eastAsia="Verdana" w:hAnsi="Verdana"/>
-          <w:b w:val="1"/>
-          <w:sz w:val="20"/>
-          <w:szCs w:val="20"/>
-        </w:rPr>
-      </w:pPr>
-      <w:r>
-        <w:rPr>
-          <w:rtl w:val="0"/>
-        </w:rPr>
-      </w:r>
-    </w:p>
-    <w:p>
-      <w:pPr>
-        <w:widowControl w:val="1"/>
-        <w:spacing w:after="0" w:line="240" w:lineRule="auto"/>
-        <w:jc w:val="center"/>
-        <w:rPr>
-          <w:rFonts w:ascii="Verdana" w:cs="Verdana" w:eastAsia="Verdana" w:hAnsi="Verdana"/>
-          <w:b w:val="1"/>
-          <w:sz w:val="20"/>
-          <w:szCs w:val="20"/>
-        </w:rPr>
-      </w:pPr>
-      <w:r>
-        <w:rPr>
-          <w:rtl w:val="0"/>
-        </w:rPr>
-      </w:r>
-    </w:p>
-    <w:p>
-      <w:pPr>
-        <w:widowControl w:val="1"/>
-        <w:spacing w:after="0" w:line="240" w:lineRule="auto"/>
-        <w:jc w:val="center"/>
-        <w:rPr>
-          <w:rFonts w:ascii="Verdana" w:cs="Verdana" w:eastAsia="Verdana" w:hAnsi="Verdana"/>
-          <w:b w:val="1"/>
-          <w:sz w:val="20"/>
-          <w:szCs w:val="20"/>
-        </w:rPr>
-      </w:pPr>
-      <w:r>
-        <w:rPr>
-          <w:rtl w:val="0"/>
-        </w:rPr>
-      </w:r>
-    </w:p>
-    <w:p>
-      <w:pPr>
-        <w:widowControl w:val="1"/>
-        <w:spacing w:after="0" w:line="240" w:lineRule="auto"/>
-        <w:jc w:val="center"/>
-        <w:rPr>
-          <w:rFonts w:ascii="Verdana" w:cs="Verdana" w:eastAsia="Verdana" w:hAnsi="Verdana"/>
-          <w:b w:val="1"/>
-          <w:sz w:val="20"/>
-          <w:szCs w:val="20"/>
-        </w:rPr>
-      </w:pPr>
-      <w:r>
-        <w:rPr>
-          <w:rtl w:val="0"/>
-        </w:rPr>
-      </w:r>
-    </w:p>
-    <w:p>
-      <w:pPr>
-        <w:widowControl w:val="1"/>
-        <w:spacing w:after="0" w:line="240" w:lineRule="auto"/>
-        <w:jc w:val="center"/>
-        <w:rPr>
-          <w:rFonts w:ascii="Verdana" w:cs="Verdana" w:eastAsia="Verdana" w:hAnsi="Verdana"/>
-          <w:b w:val="1"/>
-          <w:sz w:val="20"/>
-          <w:szCs w:val="20"/>
-        </w:rPr>
-      </w:pPr>
-      <w:r>
-        <w:rPr>
-          <w:rtl w:val="0"/>
-        </w:rPr>
-      </w:r>
-    </w:p>
-    <w:p>
-      <w:pPr>
-        <w:widowControl w:val="1"/>
-        <w:spacing w:after="0" w:line="240" w:lineRule="auto"/>
-        <w:jc w:val="center"/>
-        <w:rPr>
-          <w:rFonts w:ascii="Verdana" w:cs="Verdana" w:eastAsia="Verdana" w:hAnsi="Verdana"/>
-          <w:b w:val="1"/>
-          <w:sz w:val="20"/>
-          <w:szCs w:val="20"/>
-        </w:rPr>
-      </w:pPr>
-      <w:r>
-        <w:rPr>
-          <w:rtl w:val="0"/>
-        </w:rPr>
-      </w:r>
-    </w:p>
-    <w:p>
-      <w:pPr>
-        <w:spacing w:after="0" w:line="240" w:lineRule="auto"/>
-        <w:jc w:val="center"/>
-        <w:rPr>
-          <w:rFonts w:ascii="Verdana" w:cs="Verdana" w:eastAsia="Verdana" w:hAnsi="Verdana"/>
-          <w:b w:val="1"/>
-          <w:sz w:val="20"/>
-          <w:szCs w:val="20"/>
-        </w:rPr>
-      </w:pPr>
-      <w:r>
-        <w:rPr>
-          <w:rFonts w:ascii="Helvetica Neue" w:cs="Helvetica Neue" w:eastAsia="Helvetica Neue" w:hAnsi="Helvetica Neue"/>
-          <w:sz w:val="22"/>
-          <w:szCs w:val="22"/>
-        </w:rPr>
-        <w:drawing>
-          <wp:inline distB="114300" distT="114300" distL="114300" distR="114300">
-            <wp:extent cx="1440000" cy="556800"/>
-            <wp:effectExtent b="0" l="0" r="0" t="0"/>
-            <wp:docPr id="162" name="image1.png"/>
-            <a:graphic>
-              <a:graphicData uri="http://schemas.openxmlformats.org/drawingml/2006/picture">
-                <pic:pic>
-                  <pic:nvPicPr>
-                    <pic:cNvPr id="0" name="image1.png"/>
-                    <pic:cNvPicPr preferRelativeResize="0"/>
-                  </pic:nvPicPr>
-                  <pic:blipFill>
-                    <a:blip r:embed="rId7"/>
-                    <a:srcRect b="0" l="0" r="0" t="0"/>
-                    <a:stretch>
-                      <a:fillRect/>
-                    </a:stretch>
-                  </pic:blipFill>
-                  <pic:spPr>
-                    <a:xfrm>
-                      <a:off x="0" y="0"/>
-                      <a:ext cx="1440000" cy="556800"/>
-                    </a:xfrm>
-                    <a:prstGeom prst="rect"/>
-                    <a:ln/>
-                  </pic:spPr>
-                </pic:pic>
-              </a:graphicData>
-            </a:graphic>
-          </wp:inline>
-        </w:drawing>
-      </w:r>
-      <w:r>
-        <w:rPr>
-          <w:rtl w:val="0"/>
-        </w:rPr>
-      </w:r>
-    </w:p>
-    <w:p>
-      <w:pPr>
-        <w:widowControl w:val="1"/>
-        <w:spacing w:after="0" w:line="240" w:lineRule="auto"/>
-        <w:jc w:val="center"/>
-        <w:rPr>
-          <w:rFonts w:ascii="Verdana" w:cs="Verdana" w:eastAsia="Verdana" w:hAnsi="Verdana"/>
-          <w:b w:val="1"/>
-          <w:sz w:val="20"/>
-          <w:szCs w:val="20"/>
-        </w:rPr>
-      </w:pPr>
-      <w:r>
-        <w:rPr>
-          <w:rtl w:val="0"/>
-        </w:rPr>
-      </w:r>
-    </w:p>
-    <w:p>
-      <w:pPr>
-        <w:widowControl w:val="1"/>
-        <w:spacing w:after="0" w:line="240" w:lineRule="auto"/>
-        <w:jc w:val="center"/>
-        <w:rPr>
-          <w:rFonts w:ascii="Verdana" w:cs="Verdana" w:eastAsia="Verdana" w:hAnsi="Verdana"/>
-          <w:b w:val="1"/>
-          <w:sz w:val="20"/>
-          <w:szCs w:val="20"/>
-        </w:rPr>
-      </w:pPr>
-      <w:r>
-        <w:rPr>
-          <w:rtl w:val="0"/>
-        </w:rPr>
-      </w:r>
-    </w:p>
-    <w:p>
-      <w:pPr>
-        <w:widowControl w:val="1"/>
-        <w:spacing w:after="0" w:line="240" w:lineRule="auto"/>
-        <w:jc w:val="center"/>
-        <w:rPr>
-          <w:rFonts w:ascii="Verdana" w:cs="Verdana" w:eastAsia="Verdana" w:hAnsi="Verdana"/>
-          <w:b w:val="1"/>
-          <w:sz w:val="20"/>
-          <w:szCs w:val="20"/>
-        </w:rPr>
-      </w:pPr>
-      <w:r>
-        <w:rPr>
-          <w:rtl w:val="0"/>
-        </w:rPr>
-      </w:r>
-    </w:p>
-    <w:p>
-      <w:pPr>
-        <w:widowControl w:val="1"/>
-        <w:spacing w:after="0" w:line="240" w:lineRule="auto"/>
-        <w:jc w:val="center"/>
-        <w:rPr>
-          <w:rFonts w:ascii="Verdana" w:cs="Verdana" w:eastAsia="Verdana" w:hAnsi="Verdana"/>
-          <w:b w:val="1"/>
-          <w:sz w:val="20"/>
-          <w:szCs w:val="20"/>
-        </w:rPr>
-      </w:pPr>
-      <w:r>
-        <w:rPr>
-          <w:rtl w:val="0"/>
-        </w:rPr>
-      </w:r>
-    </w:p>
-    <w:p>
-      <w:pPr>
-        <w:widowControl w:val="1"/>
-        <w:spacing w:after="0" w:line="240" w:lineRule="auto"/>
-        <w:jc w:val="center"/>
-        <w:rPr>
-          <w:rFonts w:ascii="Verdana" w:cs="Verdana" w:eastAsia="Verdana" w:hAnsi="Verdana"/>
-          <w:b w:val="1"/>
-          <w:sz w:val="20"/>
-          <w:szCs w:val="20"/>
-        </w:rPr>
-      </w:pPr>
-      <w:r>
-        <w:rPr>
-          <w:rtl w:val="0"/>
-        </w:rPr>
-      </w:r>
-    </w:p>
-    <w:p>
-      <w:pPr>
-        <w:widowControl w:val="1"/>
-        <w:spacing w:after="0" w:line="240" w:lineRule="auto"/>
-        <w:jc w:val="center"/>
-        <w:rPr>
-          <w:rFonts w:ascii="Verdana" w:cs="Verdana" w:eastAsia="Verdana" w:hAnsi="Verdana"/>
-          <w:b w:val="1"/>
-          <w:sz w:val="20"/>
-          <w:szCs w:val="20"/>
-        </w:rPr>
-      </w:pPr>
-      <w:r>
-        <w:rPr>
-          <w:rtl w:val="0"/>
-        </w:rPr>
+        <w:t>BACKUP AND RESTORATION PROCEDURE</w:t>
       </w:r>
     </w:p>
     <w:tbl>
       <w:tblPr>
-        <w:tblStyle w:val="Table1"/>
-        <w:tblW w:w="5610.0" w:type="dxa"/>
-        <w:jc w:val="center"/>
-        <w:tblBorders>
-          <w:top w:color="ffffff" w:space="0" w:sz="4" w:val="single"/>
-          <w:left w:color="ffffff" w:space="0" w:sz="4" w:val="single"/>
-          <w:bottom w:color="ffffff" w:space="0" w:sz="4" w:val="single"/>
-          <w:right w:color="ffffff" w:space="0" w:sz="4" w:val="single"/>
-          <w:insideH w:color="ffffff" w:space="0" w:sz="4" w:val="single"/>
-          <w:insideV w:color="ffffff" w:space="0" w:sz="4" w:val="single"/>
-        </w:tblBorders>
-        <w:tblLayout w:type="fixed"/>
-        <w:tblLook w:val="0000"/>
+        <w:tblStyle w:val="TableGrid"/>
+        <w:tblW w:type="auto" w:w="0"/>
+        <w:tblLook w:firstColumn="1" w:firstRow="1" w:lastColumn="0" w:lastRow="0" w:noHBand="0" w:noVBand="1" w:val="04A0"/>
       </w:tblPr>
       <w:tblGrid>
-        <w:gridCol w:w="5610"/>
-        <w:tblGridChange w:id="0">
-          <w:tblGrid>
-            <w:gridCol w:w="5610"/>
-          </w:tblGrid>
-        </w:tblGridChange>
+        <w:gridCol w:w="4961"/>
+        <w:gridCol w:w="4961"/>
       </w:tblGrid>
       <w:tr>
-        <w:trPr>
-          <w:cantSplit w:val="0"/>
-          <w:tblHeader w:val="0"/>
-        </w:trPr>
         <w:tc>
           <w:tcPr>
-            <w:tcBorders>
-              <w:bottom w:color="ffffff" w:space="0" w:sz="4" w:val="single"/>
-            </w:tcBorders>
-            <w:shd w:fill="ffffff" w:val="clear"/>
-            <w:tcMar>
-              <w:top w:w="0.0" w:type="dxa"/>
-              <w:left w:w="108.0" w:type="dxa"/>
-              <w:bottom w:w="0.0" w:type="dxa"/>
-              <w:right w:w="108.0" w:type="dxa"/>
-            </w:tcMar>
-            <w:vAlign w:val="center"/>
+            <w:tcW w:type="dxa" w:w="4961"/>
           </w:tcPr>
           <w:p>
-            <w:pPr>
-              <w:widowControl w:val="1"/>
-              <w:tabs>
-                <w:tab w:val="left" w:leader="none" w:pos="90"/>
-              </w:tabs>
-              <w:spacing w:after="0" w:line="240" w:lineRule="auto"/>
-              <w:jc w:val="center"/>
-              <w:rPr>
-                <w:rFonts w:ascii="Verdana" w:cs="Verdana" w:eastAsia="Verdana" w:hAnsi="Verdana"/>
-                <w:sz w:val="20"/>
-                <w:szCs w:val="20"/>
-              </w:rPr>
-            </w:pPr>
             <w:r>
-              <w:rPr>
-                <w:rFonts w:ascii="Verdana" w:cs="Verdana" w:eastAsia="Verdana" w:hAnsi="Verdana"/>
-                <w:sz w:val="20"/>
-                <w:szCs w:val="20"/>
-                <w:rtl w:val="0"/>
-              </w:rPr>
-              <w:t xml:space="preserve">DOCUMENT</w:t>
+              <w:t>Document owner</w:t>
+            </w:r>
+          </w:p>
+        </w:tc>
+        <w:tc>
+          <w:tcPr>
+            <w:tcW w:type="dxa" w:w="4961"/>
+          </w:tcPr>
+          <w:p>
+            <w:r>
+              <w:t>Assign by management</w:t>
             </w:r>
           </w:p>
         </w:tc>
       </w:tr>
       <w:tr>
-        <w:trPr>
-          <w:cantSplit w:val="0"/>
-          <w:tblHeader w:val="0"/>
-        </w:trPr>
         <w:tc>
           <w:tcPr>
-            <w:tcBorders>
-              <w:bottom w:color="ffffff" w:space="0" w:sz="4" w:val="single"/>
-            </w:tcBorders>
-            <w:shd w:fill="ffffff" w:val="clear"/>
-            <w:tcMar>
-              <w:top w:w="0.0" w:type="dxa"/>
-              <w:left w:w="108.0" w:type="dxa"/>
-              <w:bottom w:w="0.0" w:type="dxa"/>
-              <w:right w:w="108.0" w:type="dxa"/>
-            </w:tcMar>
-            <w:vAlign w:val="center"/>
+            <w:tcW w:type="dxa" w:w="4961"/>
           </w:tcPr>
           <w:p>
-            <w:pPr>
-              <w:widowControl w:val="1"/>
-              <w:tabs>
-                <w:tab w:val="left" w:leader="none" w:pos="90"/>
-              </w:tabs>
-              <w:spacing w:after="0" w:line="240" w:lineRule="auto"/>
-              <w:jc w:val="center"/>
-              <w:rPr>
-                <w:rFonts w:ascii="Verdana" w:cs="Verdana" w:eastAsia="Verdana" w:hAnsi="Verdana"/>
-                <w:sz w:val="20"/>
-                <w:szCs w:val="20"/>
-              </w:rPr>
-            </w:pPr>
             <w:r>
-              <w:rPr>
-                <w:rtl w:val="0"/>
-              </w:rPr>
+              <w:t>Version</w:t>
+            </w:r>
+          </w:p>
+        </w:tc>
+        <w:tc>
+          <w:tcPr>
+            <w:tcW w:type="dxa" w:w="4961"/>
+          </w:tcPr>
+          <w:p>
+            <w:r>
+              <w:t>Assign after review</w:t>
             </w:r>
           </w:p>
         </w:tc>
       </w:tr>
       <w:tr>
-        <w:trPr>
-          <w:cantSplit w:val="0"/>
-          <w:trHeight w:val="458" w:hRule="atLeast"/>
-          <w:tblHeader w:val="0"/>
-        </w:trPr>
         <w:tc>
           <w:tcPr>
-            <w:tcBorders>
-              <w:top w:color="ffffff" w:space="0" w:sz="4" w:val="single"/>
-            </w:tcBorders>
-            <w:shd w:fill="ffffff" w:val="clear"/>
-            <w:tcMar>
-              <w:top w:w="0.0" w:type="dxa"/>
-              <w:left w:w="108.0" w:type="dxa"/>
-              <w:bottom w:w="0.0" w:type="dxa"/>
-              <w:right w:w="108.0" w:type="dxa"/>
-            </w:tcMar>
-            <w:vAlign w:val="center"/>
+            <w:tcW w:type="dxa" w:w="4961"/>
           </w:tcPr>
           <w:p>
-            <w:pPr>
-              <w:widowControl w:val="1"/>
-              <w:spacing w:after="0" w:line="240" w:lineRule="auto"/>
-              <w:jc w:val="center"/>
-              <w:rPr>
-                <w:rFonts w:ascii="Verdana" w:cs="Verdana" w:eastAsia="Verdana" w:hAnsi="Verdana"/>
-                <w:b w:val="1"/>
-                <w:sz w:val="20"/>
-                <w:szCs w:val="20"/>
-              </w:rPr>
-            </w:pPr>
             <w:r>
-              <w:rPr>
-                <w:rFonts w:ascii="Verdana" w:cs="Verdana" w:eastAsia="Verdana" w:hAnsi="Verdana"/>
-                <w:b w:val="1"/>
-                <w:rtl w:val="0"/>
-              </w:rPr>
-              <w:t xml:space="preserve">Data Backup and Storage Policy</w:t>
+              <w:t>Effective date</w:t>
             </w:r>
+          </w:p>
+        </w:tc>
+        <w:tc>
+          <w:tcPr>
+            <w:tcW w:type="dxa" w:w="4961"/>
+          </w:tcPr>
+          <w:p>
             <w:r>
-              <w:rPr>
-                <w:rtl w:val="0"/>
-              </w:rPr>
+              <w:t>Enter actual authorized date; do not backdate</w:t>
             </w:r>
           </w:p>
         </w:tc>
       </w:tr>
       <w:tr>
-        <w:trPr>
-          <w:cantSplit w:val="0"/>
-          <w:trHeight w:val="450" w:hRule="atLeast"/>
-          <w:tblHeader w:val="0"/>
-        </w:trPr>
         <w:tc>
           <w:tcPr>
-            <w:tcBorders>
-              <w:bottom w:color="ffffff" w:space="0" w:sz="4" w:val="single"/>
-            </w:tcBorders>
-            <w:shd w:fill="ffffff" w:val="clear"/>
-            <w:tcMar>
-              <w:top w:w="0.0" w:type="dxa"/>
-              <w:left w:w="108.0" w:type="dxa"/>
-              <w:bottom w:w="0.0" w:type="dxa"/>
-              <w:right w:w="108.0" w:type="dxa"/>
-            </w:tcMar>
-            <w:vAlign w:val="center"/>
+            <w:tcW w:type="dxa" w:w="4961"/>
           </w:tcPr>
           <w:p>
-            <w:pPr>
-              <w:widowControl w:val="1"/>
-              <w:tabs>
-                <w:tab w:val="left" w:leader="none" w:pos="90"/>
-              </w:tabs>
-              <w:spacing w:after="0" w:line="240" w:lineRule="auto"/>
-              <w:jc w:val="center"/>
-              <w:rPr>
-                <w:rFonts w:ascii="Verdana" w:cs="Verdana" w:eastAsia="Verdana" w:hAnsi="Verdana"/>
-                <w:sz w:val="20"/>
-                <w:szCs w:val="20"/>
-              </w:rPr>
-            </w:pPr>
             <w:r>
-              <w:rPr>
-                <w:rFonts w:ascii="Verdana" w:cs="Verdana" w:eastAsia="Verdana" w:hAnsi="Verdana"/>
-                <w:sz w:val="20"/>
-                <w:szCs w:val="20"/>
-                <w:rtl w:val="0"/>
-              </w:rPr>
-              <w:t xml:space="preserve">PREPARED BY</w:t>
+              <w:t>Approved by</w:t>
             </w:r>
           </w:p>
         </w:tc>
-      </w:tr>
-      <w:tr>
-        <w:trPr>
-          <w:cantSplit w:val="0"/>
-          <w:trHeight w:val="431" w:hRule="atLeast"/>
-          <w:tblHeader w:val="0"/>
-        </w:trPr>
         <w:tc>
           <w:tcPr>
-            <w:tcBorders>
-              <w:top w:color="ffffff" w:space="0" w:sz="4" w:val="single"/>
-            </w:tcBorders>
-            <w:shd w:fill="ffffff" w:val="clear"/>
-            <w:tcMar>
-              <w:top w:w="0.0" w:type="dxa"/>
-              <w:left w:w="108.0" w:type="dxa"/>
-              <w:bottom w:w="0.0" w:type="dxa"/>
-              <w:right w:w="108.0" w:type="dxa"/>
-            </w:tcMar>
-            <w:vAlign w:val="center"/>
+            <w:tcW w:type="dxa" w:w="4961"/>
           </w:tcPr>
           <w:p>
-            <w:pPr>
-              <w:keepLines w:val="1"/>
-              <w:widowControl w:val="1"/>
-              <w:tabs>
-                <w:tab w:val="center" w:leader="none" w:pos="4320"/>
-                <w:tab w:val="right" w:leader="none" w:pos="8640"/>
-                <w:tab w:val="left" w:leader="none" w:pos="90"/>
-              </w:tabs>
-              <w:spacing w:after="0" w:line="240" w:lineRule="auto"/>
-              <w:jc w:val="center"/>
-              <w:rPr>
-                <w:rFonts w:ascii="Verdana" w:cs="Verdana" w:eastAsia="Verdana" w:hAnsi="Verdana"/>
-                <w:sz w:val="20"/>
-                <w:szCs w:val="20"/>
-              </w:rPr>
-            </w:pPr>
             <w:r>
-              <w:rPr>
-                <w:rFonts w:ascii="Verdana" w:cs="Verdana" w:eastAsia="Verdana" w:hAnsi="Verdana"/>
-                <w:b w:val="1"/>
-                <w:sz w:val="20"/>
-                <w:szCs w:val="20"/>
-                <w:rtl w:val="0"/>
-              </w:rPr>
-              <w:t xml:space="preserve">Rajeev Jaiswal</w:t>
-            </w:r>
-            <w:r>
-              <w:rPr>
-                <w:rtl w:val="0"/>
-              </w:rPr>
-            </w:r>
-          </w:p>
-        </w:tc>
-      </w:tr>
-      <w:tr>
-        <w:trPr>
-          <w:cantSplit w:val="0"/>
-          <w:trHeight w:val="468" w:hRule="atLeast"/>
-          <w:tblHeader w:val="0"/>
-        </w:trPr>
-        <w:tc>
-          <w:tcPr>
-            <w:tcBorders>
-              <w:bottom w:color="ffffff" w:space="0" w:sz="4" w:val="single"/>
-            </w:tcBorders>
-            <w:shd w:fill="ffffff" w:val="clear"/>
-            <w:tcMar>
-              <w:top w:w="0.0" w:type="dxa"/>
-              <w:left w:w="108.0" w:type="dxa"/>
-              <w:bottom w:w="0.0" w:type="dxa"/>
-              <w:right w:w="108.0" w:type="dxa"/>
-            </w:tcMar>
-            <w:vAlign w:val="center"/>
-          </w:tcPr>
-          <w:p>
-            <w:pPr>
-              <w:widowControl w:val="1"/>
-              <w:tabs>
-                <w:tab w:val="left" w:leader="none" w:pos="90"/>
-              </w:tabs>
-              <w:spacing w:after="0" w:line="240" w:lineRule="auto"/>
-              <w:jc w:val="center"/>
-              <w:rPr>
-                <w:rFonts w:ascii="Verdana" w:cs="Verdana" w:eastAsia="Verdana" w:hAnsi="Verdana"/>
-                <w:sz w:val="20"/>
-                <w:szCs w:val="20"/>
-              </w:rPr>
-            </w:pPr>
-            <w:r>
-              <w:rPr>
-                <w:rFonts w:ascii="Verdana" w:cs="Verdana" w:eastAsia="Verdana" w:hAnsi="Verdana"/>
-                <w:rtl w:val="0"/>
-              </w:rPr>
-              <w:t xml:space="preserve">LAST UP</w:t>
-            </w:r>
-            <w:r>
-              <w:rPr>
-                <w:rFonts w:ascii="Verdana" w:cs="Verdana" w:eastAsia="Verdana" w:hAnsi="Verdana"/>
-                <w:sz w:val="20"/>
-                <w:szCs w:val="20"/>
-                <w:rtl w:val="0"/>
-              </w:rPr>
-              <w:t xml:space="preserve">DATED DATE</w:t>
-            </w:r>
-          </w:p>
-        </w:tc>
-      </w:tr>
-      <w:tr>
-        <w:trPr>
-          <w:cantSplit w:val="0"/>
-          <w:tblHeader w:val="0"/>
-        </w:trPr>
-        <w:tc>
-          <w:tcPr>
-            <w:tcBorders>
-              <w:top w:color="ffffff" w:space="0" w:sz="4" w:val="single"/>
-            </w:tcBorders>
-            <w:shd w:fill="ffffff" w:val="clear"/>
-            <w:tcMar>
-              <w:top w:w="0.0" w:type="dxa"/>
-              <w:left w:w="108.0" w:type="dxa"/>
-              <w:bottom w:w="0.0" w:type="dxa"/>
-              <w:right w:w="108.0" w:type="dxa"/>
-            </w:tcMar>
-            <w:vAlign w:val="center"/>
-          </w:tcPr>
-          <w:p>
-            <w:pPr>
-              <w:widowControl w:val="1"/>
-              <w:tabs>
-                <w:tab w:val="left" w:leader="none" w:pos="90"/>
-              </w:tabs>
-              <w:spacing w:after="0" w:line="240" w:lineRule="auto"/>
-              <w:jc w:val="center"/>
-              <w:rPr>
-                <w:rFonts w:ascii="Verdana" w:cs="Verdana" w:eastAsia="Verdana" w:hAnsi="Verdana"/>
-                <w:b w:val="1"/>
-                <w:sz w:val="20"/>
-                <w:szCs w:val="20"/>
-              </w:rPr>
-            </w:pPr>
-            <w:r>
-              <w:rPr>
-                <w:rFonts w:ascii="Verdana" w:cs="Verdana" w:eastAsia="Verdana" w:hAnsi="Verdana"/>
-                <w:b w:val="1"/>
-                <w:sz w:val="20"/>
-                <w:szCs w:val="20"/>
-                <w:rtl w:val="0"/>
-              </w:rPr>
-              <w:t xml:space="preserve">June, 202</w:t>
-            </w:r>
-            <w:r>
-              <w:rPr>
-                <w:rFonts w:ascii="Verdana" w:cs="Verdana" w:eastAsia="Verdana" w:hAnsi="Verdana"/>
-                <w:b w:val="1"/>
-                <w:rtl w:val="0"/>
-              </w:rPr>
-              <w:t xml:space="preserve">5</w:t>
-            </w:r>
-            <w:r>
-              <w:rPr>
-                <w:rtl w:val="0"/>
-              </w:rPr>
+              <w:t>Authorized approver to complete</w:t>
             </w:r>
           </w:p>
         </w:tc>
@@ -732,2781 +125,93 @@
     </w:tbl>
     <w:p>
       <w:pPr>
-        <w:widowControl w:val="1"/>
-        <w:spacing w:after="0" w:line="240" w:lineRule="auto"/>
-        <w:jc w:val="center"/>
-        <w:rPr>
-          <w:rFonts w:ascii="Verdana" w:cs="Verdana" w:eastAsia="Verdana" w:hAnsi="Verdana"/>
-          <w:b w:val="1"/>
-          <w:sz w:val="20"/>
-          <w:szCs w:val="20"/>
-        </w:rPr>
+        <w:pStyle w:val="Heading1"/>
       </w:pPr>
       <w:r>
-        <w:rPr>
-          <w:rtl w:val="0"/>
-        </w:rPr>
+        <w:t>1. Purpose and scope</w:t>
       </w:r>
     </w:p>
     <w:p>
-      <w:pPr>
-        <w:widowControl w:val="1"/>
-        <w:spacing w:after="0" w:line="240" w:lineRule="auto"/>
-        <w:jc w:val="center"/>
-        <w:rPr>
-          <w:rFonts w:ascii="Verdana" w:cs="Verdana" w:eastAsia="Verdana" w:hAnsi="Verdana"/>
-          <w:b w:val="1"/>
-          <w:sz w:val="20"/>
-          <w:szCs w:val="20"/>
-        </w:rPr>
-      </w:pPr>
       <w:r>
-        <w:rPr>
-          <w:rtl w:val="0"/>
-        </w:rPr>
+        <w:t>Protect recoverability of company and customer information and services. Service owners identify backup scope based on classification, availability needs, contracts, and approved recovery objectives.</w:t>
       </w:r>
     </w:p>
     <w:p>
       <w:pPr>
-        <w:widowControl w:val="1"/>
-        <w:spacing w:after="0" w:line="240" w:lineRule="auto"/>
-        <w:jc w:val="center"/>
-        <w:rPr>
-          <w:rFonts w:ascii="Verdana" w:cs="Verdana" w:eastAsia="Verdana" w:hAnsi="Verdana"/>
-          <w:b w:val="1"/>
-          <w:sz w:val="20"/>
-          <w:szCs w:val="20"/>
-        </w:rPr>
+        <w:pStyle w:val="Heading1"/>
       </w:pPr>
       <w:r>
-        <w:rPr>
-          <w:rtl w:val="0"/>
-        </w:rPr>
+        <w:t>2. Backup requirements</w:t>
       </w:r>
     </w:p>
     <w:p>
-      <w:pPr>
-        <w:widowControl w:val="1"/>
-        <w:spacing w:after="0" w:line="240" w:lineRule="auto"/>
-        <w:jc w:val="center"/>
-        <w:rPr>
-          <w:rFonts w:ascii="Verdana" w:cs="Verdana" w:eastAsia="Verdana" w:hAnsi="Verdana"/>
-          <w:b w:val="1"/>
-          <w:sz w:val="20"/>
-          <w:szCs w:val="20"/>
-        </w:rPr>
-      </w:pPr>
       <w:r>
-        <w:rPr>
-          <w:rtl w:val="0"/>
-        </w:rPr>
+        <w:t>Document the data/service covered, backup method and schedule, retention, storage location, encryption/access safeguards, owner, and alerting. Protect backup credentials and restrict deletion or modification. Use an independent or otherwise resilient copy where required by the approved recovery design.</w:t>
       </w:r>
     </w:p>
     <w:p>
       <w:pPr>
-        <w:widowControl w:val="1"/>
-        <w:spacing w:after="0" w:line="240" w:lineRule="auto"/>
-        <w:jc w:val="center"/>
-        <w:rPr>
-          <w:rFonts w:ascii="Verdana" w:cs="Verdana" w:eastAsia="Verdana" w:hAnsi="Verdana"/>
-          <w:b w:val="1"/>
-          <w:sz w:val="20"/>
-          <w:szCs w:val="20"/>
-        </w:rPr>
+        <w:pStyle w:val="Heading1"/>
       </w:pPr>
       <w:r>
-        <w:rPr>
-          <w:rtl w:val="0"/>
-        </w:rPr>
+        <w:t>3. Monitoring and exceptions</w:t>
       </w:r>
     </w:p>
     <w:p>
-      <w:pPr>
-        <w:widowControl w:val="1"/>
-        <w:spacing w:after="0" w:line="240" w:lineRule="auto"/>
-        <w:jc w:val="center"/>
-        <w:rPr>
-          <w:rFonts w:ascii="Verdana" w:cs="Verdana" w:eastAsia="Verdana" w:hAnsi="Verdana"/>
-          <w:b w:val="1"/>
-          <w:sz w:val="20"/>
-          <w:szCs w:val="20"/>
-        </w:rPr>
-      </w:pPr>
       <w:r>
-        <w:rPr>
-          <w:rtl w:val="0"/>
-        </w:rPr>
+        <w:t>Monitor backup job results. Investigate and resolve failures promptly, document impact and any compensating action, and escalate unresolved risk to the service owner. Changes to scope, schedule, retention, or location require approval under change management.</w:t>
       </w:r>
     </w:p>
     <w:p>
       <w:pPr>
-        <w:widowControl w:val="1"/>
-        <w:spacing w:after="0" w:line="240" w:lineRule="auto"/>
-        <w:jc w:val="center"/>
-        <w:rPr>
-          <w:rFonts w:ascii="Verdana" w:cs="Verdana" w:eastAsia="Verdana" w:hAnsi="Verdana"/>
-          <w:b w:val="1"/>
-          <w:sz w:val="20"/>
-          <w:szCs w:val="20"/>
-        </w:rPr>
+        <w:pStyle w:val="Heading1"/>
       </w:pPr>
       <w:r>
-        <w:rPr>
-          <w:rtl w:val="0"/>
-        </w:rPr>
+        <w:t>4. Restoration</w:t>
       </w:r>
     </w:p>
     <w:p>
-      <w:pPr>
-        <w:widowControl w:val="1"/>
-        <w:spacing w:after="0" w:line="240" w:lineRule="auto"/>
-        <w:jc w:val="center"/>
-        <w:rPr>
-          <w:rFonts w:ascii="Verdana" w:cs="Verdana" w:eastAsia="Verdana" w:hAnsi="Verdana"/>
-          <w:b w:val="1"/>
-          <w:sz w:val="20"/>
-          <w:szCs w:val="20"/>
-        </w:rPr>
-      </w:pPr>
       <w:r>
-        <w:rPr>
-          <w:rtl w:val="0"/>
-        </w:rPr>
+        <w:t>A restoration request identifies the service/data, reason, authorized requester, restore point, and approver. Restore to a controlled environment, validate completeness and integrity, scan or otherwise assess security, obtain owner acceptance, and record the outcome and time. Preserve evidence of unsuccessful tests and corrective actions.</w:t>
       </w:r>
     </w:p>
     <w:p>
       <w:pPr>
-        <w:widowControl w:val="1"/>
-        <w:spacing w:after="0" w:line="240" w:lineRule="auto"/>
-        <w:jc w:val="center"/>
-        <w:rPr>
-          <w:rFonts w:ascii="Verdana" w:cs="Verdana" w:eastAsia="Verdana" w:hAnsi="Verdana"/>
-          <w:b w:val="1"/>
-          <w:sz w:val="20"/>
-          <w:szCs w:val="20"/>
-        </w:rPr>
+        <w:pStyle w:val="Heading1"/>
       </w:pPr>
       <w:r>
-        <w:rPr>
-          <w:rtl w:val="0"/>
-        </w:rPr>
+        <w:t>5. Testing and records</w:t>
       </w:r>
     </w:p>
     <w:p>
-      <w:pPr>
-        <w:widowControl w:val="1"/>
-        <w:spacing w:after="0" w:line="240" w:lineRule="auto"/>
-        <w:jc w:val="center"/>
-        <w:rPr>
-          <w:rFonts w:ascii="Verdana" w:cs="Verdana" w:eastAsia="Verdana" w:hAnsi="Verdana"/>
-          <w:b w:val="1"/>
-          <w:sz w:val="20"/>
-          <w:szCs w:val="20"/>
-        </w:rPr>
-      </w:pPr>
       <w:r>
-        <w:rPr>
-          <w:rtl w:val="0"/>
-        </w:rPr>
+        <w:t>Service owners test restoration on a risk-based schedule and after material changes. Retain job reports, failures, approvals, test evidence, results, and corrective actions. A backup job alone does not prove successful recovery.</w:t>
       </w:r>
     </w:p>
     <w:p>
       <w:pPr>
-        <w:widowControl w:val="1"/>
-        <w:spacing w:after="0" w:line="240" w:lineRule="auto"/>
-        <w:jc w:val="center"/>
-        <w:rPr>
-          <w:rFonts w:ascii="Verdana" w:cs="Verdana" w:eastAsia="Verdana" w:hAnsi="Verdana"/>
-          <w:b w:val="1"/>
-          <w:sz w:val="20"/>
-          <w:szCs w:val="20"/>
-        </w:rPr>
+        <w:pStyle w:val="Heading1"/>
       </w:pPr>
       <w:r>
-        <w:rPr>
-          <w:rtl w:val="0"/>
-        </w:rPr>
+        <w:t>6. Review</w:t>
       </w:r>
     </w:p>
     <w:p>
-      <w:pPr>
-        <w:widowControl w:val="1"/>
-        <w:spacing w:after="0" w:line="240" w:lineRule="auto"/>
-        <w:jc w:val="center"/>
-        <w:rPr>
-          <w:rFonts w:ascii="Verdana" w:cs="Verdana" w:eastAsia="Verdana" w:hAnsi="Verdana"/>
-          <w:b w:val="1"/>
-          <w:sz w:val="20"/>
-          <w:szCs w:val="20"/>
-        </w:rPr>
-      </w:pPr>
       <w:r>
-        <w:rPr>
-          <w:rtl w:val="0"/>
-        </w:rPr>
+        <w:t>The service owner and IT/security review backup coverage against approved RTO/RPO and retention requirements at least annually. Do not claim specific schedules or targets without current evidence.</w:t>
       </w:r>
     </w:p>
     <w:p>
       <w:pPr>
-        <w:widowControl w:val="1"/>
-        <w:spacing w:after="0" w:line="240" w:lineRule="auto"/>
-        <w:ind w:left="1080" w:firstLine="0"/>
-        <w:rPr>
-          <w:rFonts w:ascii="Verdana" w:cs="Verdana" w:eastAsia="Verdana" w:hAnsi="Verdana"/>
-          <w:b w:val="1"/>
-          <w:sz w:val="20"/>
-          <w:szCs w:val="20"/>
-        </w:rPr>
+        <w:pStyle w:val="Heading1"/>
       </w:pPr>
       <w:r>
-        <w:br w:type="page"/>
-      </w:r>
-      <w:r>
-        <w:rPr>
-          <w:rtl w:val="0"/>
-        </w:rPr>
+        <w:t>Document approval</w:t>
       </w:r>
     </w:p>
     <w:p>
-      <w:pPr>
-        <w:widowControl w:val="1"/>
-        <w:spacing w:after="0" w:line="240" w:lineRule="auto"/>
-        <w:jc w:val="center"/>
-        <w:rPr>
-          <w:rFonts w:ascii="Verdana" w:cs="Verdana" w:eastAsia="Verdana" w:hAnsi="Verdana"/>
-          <w:b w:val="1"/>
-          <w:sz w:val="20"/>
-          <w:szCs w:val="20"/>
-        </w:rPr>
-      </w:pPr>
       <w:r>
-        <w:rPr>
-          <w:rtl w:val="0"/>
-        </w:rPr>
-      </w:r>
-    </w:p>
-    <w:p>
-      <w:pPr>
-        <w:widowControl w:val="1"/>
-        <w:spacing w:after="0" w:line="240" w:lineRule="auto"/>
-        <w:jc w:val="center"/>
-        <w:rPr>
-          <w:rFonts w:ascii="Verdana" w:cs="Verdana" w:eastAsia="Verdana" w:hAnsi="Verdana"/>
-          <w:b w:val="1"/>
-          <w:sz w:val="20"/>
-          <w:szCs w:val="20"/>
-        </w:rPr>
-      </w:pPr>
-      <w:r>
-        <w:rPr>
-          <w:rtl w:val="0"/>
-        </w:rPr>
-      </w:r>
-    </w:p>
-    <w:p>
-      <w:pPr>
-        <w:widowControl w:val="1"/>
-        <w:pBdr>
-          <w:bottom w:color="000000" w:space="2" w:sz="18" w:val="single"/>
-        </w:pBdr>
-        <w:shd w:fill="000099" w:val="clear"/>
-        <w:tabs>
-          <w:tab w:val="left" w:leader="none" w:pos="600"/>
-        </w:tabs>
-        <w:spacing w:after="0" w:line="240" w:lineRule="auto"/>
-        <w:ind w:left="720" w:firstLine="0"/>
-        <w:jc w:val="center"/>
-        <w:rPr>
-          <w:rFonts w:ascii="Verdana" w:cs="Verdana" w:eastAsia="Verdana" w:hAnsi="Verdana"/>
-          <w:b w:val="1"/>
-          <w:color w:val="ffffff"/>
-          <w:sz w:val="32"/>
-          <w:szCs w:val="32"/>
-        </w:rPr>
-      </w:pPr>
-      <w:r>
-        <w:rPr>
-          <w:rFonts w:ascii="Verdana" w:cs="Verdana" w:eastAsia="Verdana" w:hAnsi="Verdana"/>
-          <w:b w:val="1"/>
-          <w:color w:val="ffffff"/>
-          <w:sz w:val="32"/>
-          <w:szCs w:val="32"/>
-          <w:rtl w:val="0"/>
-        </w:rPr>
-        <w:t xml:space="preserve">INDEX</w:t>
-      </w:r>
-    </w:p>
-    <w:sdt>
-      <w:sdtPr>
-        <w:id w:val="-777563630"/>
-        <w:docPartObj>
-          <w:docPartGallery w:val="Table of Contents"/>
-          <w:docPartUnique w:val="1"/>
-        </w:docPartObj>
-      </w:sdtPr>
-      <w:sdtContent>
-        <w:p>
-          <w:pPr>
-            <w:tabs>
-              <w:tab w:val="right" w:leader="none" w:pos="12000"/>
-            </w:tabs>
-            <w:spacing w:after="0" w:before="60" w:line="240" w:lineRule="auto"/>
-            <w:rPr>
-              <w:rFonts w:ascii="Arial" w:cs="Arial" w:eastAsia="Arial" w:hAnsi="Arial"/>
-              <w:b w:val="1"/>
-              <w:i w:val="0"/>
-              <w:smallCaps w:val="0"/>
-              <w:strike w:val="0"/>
-              <w:color w:val="000000"/>
-              <w:sz w:val="22"/>
-              <w:szCs w:val="22"/>
-              <w:u w:val="none"/>
-              <w:shd w:fill="auto" w:val="clear"/>
-              <w:vertAlign w:val="baseline"/>
-            </w:rPr>
-          </w:pPr>
-          <w:r>
-            <w:fldChar w:fldCharType="begin"/>
-            <w:instrText xml:space="preserve"> TOC \h \u \z \t "Heading 1,1,Heading 2,2,Heading 3,3,Heading 4,4,Heading 5,5,Heading 6,6,"</w:instrText>
-            <w:fldChar w:fldCharType="separate"/>
-          </w:r>
-          <w:hyperlink w:anchor="_heading=h.ykxj8tpx3ni6">
-            <w:r>
-              <w:rPr>
-                <w:rFonts w:ascii="Arial" w:cs="Arial" w:eastAsia="Arial" w:hAnsi="Arial"/>
-                <w:b w:val="1"/>
-                <w:i w:val="0"/>
-                <w:smallCaps w:val="0"/>
-                <w:strike w:val="0"/>
-                <w:color w:val="000000"/>
-                <w:sz w:val="22"/>
-                <w:szCs w:val="22"/>
-                <w:u w:val="none"/>
-                <w:shd w:fill="auto" w:val="clear"/>
-                <w:vertAlign w:val="baseline"/>
-                <w:rtl w:val="0"/>
-              </w:rPr>
-              <w:t xml:space="preserve">1. Purpose</w:t>
-              <w:tab/>
-              <w:t xml:space="preserve">3</w:t>
-            </w:r>
-          </w:hyperlink>
-          <w:r>
-            <w:rPr>
-              <w:rtl w:val="0"/>
-            </w:rPr>
-          </w:r>
-        </w:p>
-        <w:p>
-          <w:pPr>
-            <w:tabs>
-              <w:tab w:val="right" w:leader="none" w:pos="12000"/>
-            </w:tabs>
-            <w:spacing w:after="0" w:before="60" w:line="240" w:lineRule="auto"/>
-            <w:rPr>
-              <w:rFonts w:ascii="Arial" w:cs="Arial" w:eastAsia="Arial" w:hAnsi="Arial"/>
-              <w:b w:val="1"/>
-              <w:i w:val="0"/>
-              <w:smallCaps w:val="0"/>
-              <w:strike w:val="0"/>
-              <w:color w:val="000000"/>
-              <w:sz w:val="22"/>
-              <w:szCs w:val="22"/>
-              <w:u w:val="none"/>
-              <w:shd w:fill="auto" w:val="clear"/>
-              <w:vertAlign w:val="baseline"/>
-            </w:rPr>
-          </w:pPr>
-          <w:hyperlink w:anchor="_heading=h.956rga4pzq1q">
-            <w:r>
-              <w:rPr>
-                <w:rFonts w:ascii="Arial" w:cs="Arial" w:eastAsia="Arial" w:hAnsi="Arial"/>
-                <w:b w:val="1"/>
-                <w:i w:val="0"/>
-                <w:smallCaps w:val="0"/>
-                <w:strike w:val="0"/>
-                <w:color w:val="000000"/>
-                <w:sz w:val="22"/>
-                <w:szCs w:val="22"/>
-                <w:u w:val="none"/>
-                <w:shd w:fill="auto" w:val="clear"/>
-                <w:vertAlign w:val="baseline"/>
-                <w:rtl w:val="0"/>
-              </w:rPr>
-              <w:t xml:space="preserve">2. Scope</w:t>
-              <w:tab/>
-              <w:t xml:space="preserve">3</w:t>
-            </w:r>
-          </w:hyperlink>
-          <w:r>
-            <w:rPr>
-              <w:rtl w:val="0"/>
-            </w:rPr>
-          </w:r>
-        </w:p>
-        <w:p>
-          <w:pPr>
-            <w:tabs>
-              <w:tab w:val="right" w:leader="none" w:pos="12000"/>
-            </w:tabs>
-            <w:spacing w:after="0" w:before="60" w:line="240" w:lineRule="auto"/>
-            <w:rPr>
-              <w:rFonts w:ascii="Arial" w:cs="Arial" w:eastAsia="Arial" w:hAnsi="Arial"/>
-              <w:b w:val="1"/>
-              <w:i w:val="0"/>
-              <w:smallCaps w:val="0"/>
-              <w:strike w:val="0"/>
-              <w:color w:val="000000"/>
-              <w:sz w:val="22"/>
-              <w:szCs w:val="22"/>
-              <w:u w:val="none"/>
-              <w:shd w:fill="auto" w:val="clear"/>
-              <w:vertAlign w:val="baseline"/>
-            </w:rPr>
-          </w:pPr>
-          <w:hyperlink w:anchor="_heading=h.rbrz1oq14tbm">
-            <w:r>
-              <w:rPr>
-                <w:rFonts w:ascii="Arial" w:cs="Arial" w:eastAsia="Arial" w:hAnsi="Arial"/>
-                <w:b w:val="1"/>
-                <w:i w:val="0"/>
-                <w:smallCaps w:val="0"/>
-                <w:strike w:val="0"/>
-                <w:color w:val="000000"/>
-                <w:sz w:val="22"/>
-                <w:szCs w:val="22"/>
-                <w:u w:val="none"/>
-                <w:shd w:fill="auto" w:val="clear"/>
-                <w:vertAlign w:val="baseline"/>
-                <w:rtl w:val="0"/>
-              </w:rPr>
-              <w:t xml:space="preserve">3. Policy Statement</w:t>
-              <w:tab/>
-              <w:t xml:space="preserve">3</w:t>
-            </w:r>
-          </w:hyperlink>
-          <w:r>
-            <w:rPr>
-              <w:rtl w:val="0"/>
-            </w:rPr>
-          </w:r>
-        </w:p>
-        <w:p>
-          <w:pPr>
-            <w:tabs>
-              <w:tab w:val="right" w:leader="none" w:pos="12000"/>
-            </w:tabs>
-            <w:spacing w:after="0" w:before="60" w:line="240" w:lineRule="auto"/>
-            <w:rPr>
-              <w:rFonts w:ascii="Arial" w:cs="Arial" w:eastAsia="Arial" w:hAnsi="Arial"/>
-              <w:b w:val="1"/>
-              <w:i w:val="0"/>
-              <w:smallCaps w:val="0"/>
-              <w:strike w:val="0"/>
-              <w:color w:val="000000"/>
-              <w:sz w:val="22"/>
-              <w:szCs w:val="22"/>
-              <w:u w:val="none"/>
-              <w:shd w:fill="auto" w:val="clear"/>
-              <w:vertAlign w:val="baseline"/>
-            </w:rPr>
-          </w:pPr>
-          <w:hyperlink w:anchor="_heading=h.i4ad1h37tg87">
-            <w:r>
-              <w:rPr>
-                <w:rFonts w:ascii="Arial" w:cs="Arial" w:eastAsia="Arial" w:hAnsi="Arial"/>
-                <w:b w:val="1"/>
-                <w:i w:val="0"/>
-                <w:smallCaps w:val="0"/>
-                <w:strike w:val="0"/>
-                <w:color w:val="000000"/>
-                <w:sz w:val="22"/>
-                <w:szCs w:val="22"/>
-                <w:u w:val="none"/>
-                <w:shd w:fill="auto" w:val="clear"/>
-                <w:vertAlign w:val="baseline"/>
-                <w:rtl w:val="0"/>
-              </w:rPr>
-              <w:t xml:space="preserve">4. Data Classification for Backup</w:t>
-              <w:tab/>
-              <w:t xml:space="preserve">3</w:t>
-            </w:r>
-          </w:hyperlink>
-          <w:r>
-            <w:rPr>
-              <w:rtl w:val="0"/>
-            </w:rPr>
-          </w:r>
-        </w:p>
-        <w:p>
-          <w:pPr>
-            <w:tabs>
-              <w:tab w:val="right" w:leader="none" w:pos="12000"/>
-            </w:tabs>
-            <w:spacing w:after="0" w:before="60" w:line="240" w:lineRule="auto"/>
-            <w:rPr>
-              <w:rFonts w:ascii="Arial" w:cs="Arial" w:eastAsia="Arial" w:hAnsi="Arial"/>
-              <w:b w:val="1"/>
-              <w:i w:val="0"/>
-              <w:smallCaps w:val="0"/>
-              <w:strike w:val="0"/>
-              <w:color w:val="000000"/>
-              <w:sz w:val="22"/>
-              <w:szCs w:val="22"/>
-              <w:u w:val="none"/>
-              <w:shd w:fill="auto" w:val="clear"/>
-              <w:vertAlign w:val="baseline"/>
-            </w:rPr>
-          </w:pPr>
-          <w:hyperlink w:anchor="_heading=h.fy5c0un31kzh">
-            <w:r>
-              <w:rPr>
-                <w:rFonts w:ascii="Arial" w:cs="Arial" w:eastAsia="Arial" w:hAnsi="Arial"/>
-                <w:b w:val="1"/>
-                <w:i w:val="0"/>
-                <w:smallCaps w:val="0"/>
-                <w:strike w:val="0"/>
-                <w:color w:val="000000"/>
-                <w:sz w:val="22"/>
-                <w:szCs w:val="22"/>
-                <w:u w:val="none"/>
-                <w:shd w:fill="auto" w:val="clear"/>
-                <w:vertAlign w:val="baseline"/>
-                <w:rtl w:val="0"/>
-              </w:rPr>
-              <w:t xml:space="preserve">5. Backup Procedures</w:t>
-              <w:tab/>
-              <w:t xml:space="preserve">3</w:t>
-            </w:r>
-          </w:hyperlink>
-          <w:r>
-            <w:rPr>
-              <w:rtl w:val="0"/>
-            </w:rPr>
-          </w:r>
-        </w:p>
-        <w:p>
-          <w:pPr>
-            <w:tabs>
-              <w:tab w:val="right" w:leader="none" w:pos="12000"/>
-            </w:tabs>
-            <w:spacing w:after="0" w:before="60" w:line="240" w:lineRule="auto"/>
-            <w:rPr>
-              <w:rFonts w:ascii="Arial" w:cs="Arial" w:eastAsia="Arial" w:hAnsi="Arial"/>
-              <w:b w:val="1"/>
-              <w:i w:val="0"/>
-              <w:smallCaps w:val="0"/>
-              <w:strike w:val="0"/>
-              <w:color w:val="000000"/>
-              <w:sz w:val="22"/>
-              <w:szCs w:val="22"/>
-              <w:u w:val="none"/>
-              <w:shd w:fill="auto" w:val="clear"/>
-              <w:vertAlign w:val="baseline"/>
-            </w:rPr>
-          </w:pPr>
-          <w:hyperlink w:anchor="_heading=h.1spx4o4wmws4">
-            <w:r>
-              <w:rPr>
-                <w:rFonts w:ascii="Arial" w:cs="Arial" w:eastAsia="Arial" w:hAnsi="Arial"/>
-                <w:b w:val="1"/>
-                <w:i w:val="0"/>
-                <w:smallCaps w:val="0"/>
-                <w:strike w:val="0"/>
-                <w:color w:val="000000"/>
-                <w:sz w:val="22"/>
-                <w:szCs w:val="22"/>
-                <w:u w:val="none"/>
-                <w:shd w:fill="auto" w:val="clear"/>
-                <w:vertAlign w:val="baseline"/>
-                <w:rtl w:val="0"/>
-              </w:rPr>
-              <w:t xml:space="preserve">6. Storage Controls</w:t>
-              <w:tab/>
-              <w:t xml:space="preserve">4</w:t>
-            </w:r>
-          </w:hyperlink>
-          <w:r>
-            <w:rPr>
-              <w:rtl w:val="0"/>
-            </w:rPr>
-          </w:r>
-        </w:p>
-        <w:p>
-          <w:pPr>
-            <w:tabs>
-              <w:tab w:val="right" w:leader="none" w:pos="12000"/>
-            </w:tabs>
-            <w:spacing w:after="0" w:before="60" w:line="240" w:lineRule="auto"/>
-            <w:rPr>
-              <w:rFonts w:ascii="Arial" w:cs="Arial" w:eastAsia="Arial" w:hAnsi="Arial"/>
-              <w:b w:val="1"/>
-              <w:i w:val="0"/>
-              <w:smallCaps w:val="0"/>
-              <w:strike w:val="0"/>
-              <w:color w:val="000000"/>
-              <w:sz w:val="22"/>
-              <w:szCs w:val="22"/>
-              <w:u w:val="none"/>
-              <w:shd w:fill="auto" w:val="clear"/>
-              <w:vertAlign w:val="baseline"/>
-            </w:rPr>
-          </w:pPr>
-          <w:hyperlink w:anchor="_heading=h.qzm862fpgazi">
-            <w:r>
-              <w:rPr>
-                <w:rFonts w:ascii="Arial" w:cs="Arial" w:eastAsia="Arial" w:hAnsi="Arial"/>
-                <w:b w:val="1"/>
-                <w:i w:val="0"/>
-                <w:smallCaps w:val="0"/>
-                <w:strike w:val="0"/>
-                <w:color w:val="000000"/>
-                <w:sz w:val="22"/>
-                <w:szCs w:val="22"/>
-                <w:u w:val="none"/>
-                <w:shd w:fill="auto" w:val="clear"/>
-                <w:vertAlign w:val="baseline"/>
-                <w:rtl w:val="0"/>
-              </w:rPr>
-              <w:t xml:space="preserve">7. Testing and Validation</w:t>
-              <w:tab/>
-              <w:t xml:space="preserve">4</w:t>
-            </w:r>
-          </w:hyperlink>
-          <w:r>
-            <w:rPr>
-              <w:rtl w:val="0"/>
-            </w:rPr>
-          </w:r>
-        </w:p>
-        <w:p>
-          <w:pPr>
-            <w:tabs>
-              <w:tab w:val="right" w:leader="none" w:pos="12000"/>
-            </w:tabs>
-            <w:spacing w:after="0" w:before="60" w:line="240" w:lineRule="auto"/>
-            <w:rPr>
-              <w:rFonts w:ascii="Arial" w:cs="Arial" w:eastAsia="Arial" w:hAnsi="Arial"/>
-              <w:b w:val="1"/>
-              <w:i w:val="0"/>
-              <w:smallCaps w:val="0"/>
-              <w:strike w:val="0"/>
-              <w:color w:val="000000"/>
-              <w:sz w:val="22"/>
-              <w:szCs w:val="22"/>
-              <w:u w:val="none"/>
-              <w:shd w:fill="auto" w:val="clear"/>
-              <w:vertAlign w:val="baseline"/>
-            </w:rPr>
-          </w:pPr>
-          <w:hyperlink w:anchor="_heading=h.tw5wq7ckh181">
-            <w:r>
-              <w:rPr>
-                <w:rFonts w:ascii="Arial" w:cs="Arial" w:eastAsia="Arial" w:hAnsi="Arial"/>
-                <w:b w:val="1"/>
-                <w:i w:val="0"/>
-                <w:smallCaps w:val="0"/>
-                <w:strike w:val="0"/>
-                <w:color w:val="000000"/>
-                <w:sz w:val="22"/>
-                <w:szCs w:val="22"/>
-                <w:u w:val="none"/>
-                <w:shd w:fill="auto" w:val="clear"/>
-                <w:vertAlign w:val="baseline"/>
-                <w:rtl w:val="0"/>
-              </w:rPr>
-              <w:t xml:space="preserve">8. Roles and Responsibilities</w:t>
-              <w:tab/>
-              <w:t xml:space="preserve">4</w:t>
-            </w:r>
-          </w:hyperlink>
-          <w:r>
-            <w:rPr>
-              <w:rtl w:val="0"/>
-            </w:rPr>
-          </w:r>
-        </w:p>
-        <w:p>
-          <w:pPr>
-            <w:tabs>
-              <w:tab w:val="right" w:leader="none" w:pos="12000"/>
-            </w:tabs>
-            <w:spacing w:after="0" w:before="60" w:line="240" w:lineRule="auto"/>
-            <w:rPr>
-              <w:rFonts w:ascii="Arial" w:cs="Arial" w:eastAsia="Arial" w:hAnsi="Arial"/>
-              <w:b w:val="1"/>
-              <w:i w:val="0"/>
-              <w:smallCaps w:val="0"/>
-              <w:strike w:val="0"/>
-              <w:color w:val="000000"/>
-              <w:sz w:val="22"/>
-              <w:szCs w:val="22"/>
-              <w:u w:val="none"/>
-              <w:shd w:fill="auto" w:val="clear"/>
-              <w:vertAlign w:val="baseline"/>
-            </w:rPr>
-          </w:pPr>
-          <w:hyperlink w:anchor="_heading=h.kbzbcyyg40m2">
-            <w:r>
-              <w:rPr>
-                <w:rFonts w:ascii="Arial" w:cs="Arial" w:eastAsia="Arial" w:hAnsi="Arial"/>
-                <w:b w:val="1"/>
-                <w:i w:val="0"/>
-                <w:smallCaps w:val="0"/>
-                <w:strike w:val="0"/>
-                <w:color w:val="000000"/>
-                <w:sz w:val="22"/>
-                <w:szCs w:val="22"/>
-                <w:u w:val="none"/>
-                <w:shd w:fill="auto" w:val="clear"/>
-                <w:vertAlign w:val="baseline"/>
-                <w:rtl w:val="0"/>
-              </w:rPr>
-              <w:t xml:space="preserve">9. Monitoring and Reporting</w:t>
-              <w:tab/>
-              <w:t xml:space="preserve">4</w:t>
-            </w:r>
-          </w:hyperlink>
-          <w:r>
-            <w:rPr>
-              <w:rtl w:val="0"/>
-            </w:rPr>
-          </w:r>
-        </w:p>
-        <w:p>
-          <w:pPr>
-            <w:tabs>
-              <w:tab w:val="right" w:leader="none" w:pos="12000"/>
-            </w:tabs>
-            <w:spacing w:after="0" w:before="60" w:line="240" w:lineRule="auto"/>
-            <w:rPr>
-              <w:rFonts w:ascii="Arial" w:cs="Arial" w:eastAsia="Arial" w:hAnsi="Arial"/>
-              <w:b w:val="1"/>
-              <w:i w:val="0"/>
-              <w:smallCaps w:val="0"/>
-              <w:strike w:val="0"/>
-              <w:color w:val="000000"/>
-              <w:sz w:val="22"/>
-              <w:szCs w:val="22"/>
-              <w:u w:val="none"/>
-              <w:shd w:fill="auto" w:val="clear"/>
-              <w:vertAlign w:val="baseline"/>
-            </w:rPr>
-          </w:pPr>
-          <w:hyperlink w:anchor="_heading=h.uh0whsxjer5d">
-            <w:r>
-              <w:rPr>
-                <w:rFonts w:ascii="Arial" w:cs="Arial" w:eastAsia="Arial" w:hAnsi="Arial"/>
-                <w:b w:val="1"/>
-                <w:i w:val="0"/>
-                <w:smallCaps w:val="0"/>
-                <w:strike w:val="0"/>
-                <w:color w:val="000000"/>
-                <w:sz w:val="22"/>
-                <w:szCs w:val="22"/>
-                <w:u w:val="none"/>
-                <w:shd w:fill="auto" w:val="clear"/>
-                <w:vertAlign w:val="baseline"/>
-                <w:rtl w:val="0"/>
-              </w:rPr>
-              <w:t xml:space="preserve">10. Compliance and Audit Evidence</w:t>
-              <w:tab/>
-              <w:t xml:space="preserve">4</w:t>
-            </w:r>
-          </w:hyperlink>
-          <w:r>
-            <w:rPr>
-              <w:rtl w:val="0"/>
-            </w:rPr>
-          </w:r>
-        </w:p>
-        <w:p>
-          <w:pPr>
-            <w:tabs>
-              <w:tab w:val="right" w:leader="none" w:pos="12000"/>
-            </w:tabs>
-            <w:spacing w:after="0" w:before="60" w:line="240" w:lineRule="auto"/>
-            <w:rPr>
-              <w:rFonts w:ascii="Arial" w:cs="Arial" w:eastAsia="Arial" w:hAnsi="Arial"/>
-              <w:b w:val="1"/>
-              <w:i w:val="0"/>
-              <w:smallCaps w:val="0"/>
-              <w:strike w:val="0"/>
-              <w:color w:val="000000"/>
-              <w:sz w:val="22"/>
-              <w:szCs w:val="22"/>
-              <w:u w:val="none"/>
-              <w:shd w:fill="auto" w:val="clear"/>
-              <w:vertAlign w:val="baseline"/>
-            </w:rPr>
-          </w:pPr>
-          <w:hyperlink w:anchor="_heading=h.jh55t17d7m0m">
-            <w:r>
-              <w:rPr>
-                <w:rFonts w:ascii="Arial" w:cs="Arial" w:eastAsia="Arial" w:hAnsi="Arial"/>
-                <w:b w:val="1"/>
-                <w:i w:val="0"/>
-                <w:smallCaps w:val="0"/>
-                <w:strike w:val="0"/>
-                <w:color w:val="000000"/>
-                <w:sz w:val="22"/>
-                <w:szCs w:val="22"/>
-                <w:u w:val="none"/>
-                <w:shd w:fill="auto" w:val="clear"/>
-                <w:vertAlign w:val="baseline"/>
-                <w:rtl w:val="0"/>
-              </w:rPr>
-              <w:t xml:space="preserve">11. Exceptions</w:t>
-              <w:tab/>
-              <w:t xml:space="preserve">5</w:t>
-            </w:r>
-          </w:hyperlink>
-          <w:r>
-            <w:rPr>
-              <w:rtl w:val="0"/>
-            </w:rPr>
-          </w:r>
-          <w:r>
-            <w:fldChar w:fldCharType="end"/>
-          </w:r>
-        </w:p>
-      </w:sdtContent>
-    </w:sdt>
-    <w:p>
-      <w:pPr>
-        <w:widowControl w:val="1"/>
-        <w:spacing w:after="0" w:line="240" w:lineRule="auto"/>
-        <w:jc w:val="both"/>
-        <w:rPr>
-          <w:rFonts w:ascii="Verdana" w:cs="Verdana" w:eastAsia="Verdana" w:hAnsi="Verdana"/>
-          <w:smallCaps w:val="1"/>
-          <w:color w:val="ffffff"/>
-          <w:sz w:val="20"/>
-          <w:szCs w:val="20"/>
-        </w:rPr>
-      </w:pPr>
-      <w:r>
-        <w:rPr>
-          <w:rtl w:val="0"/>
-        </w:rPr>
-      </w:r>
-    </w:p>
-    <w:p>
-      <w:pPr>
-        <w:widowControl w:val="1"/>
-        <w:spacing w:after="0" w:line="240" w:lineRule="auto"/>
-        <w:jc w:val="both"/>
-        <w:rPr>
-          <w:rFonts w:ascii="Verdana" w:cs="Verdana" w:eastAsia="Verdana" w:hAnsi="Verdana"/>
-          <w:smallCaps w:val="1"/>
-          <w:color w:val="ffffff"/>
-          <w:sz w:val="20"/>
-          <w:szCs w:val="20"/>
-        </w:rPr>
-      </w:pPr>
-      <w:r>
-        <w:rPr>
-          <w:rtl w:val="0"/>
-        </w:rPr>
-      </w:r>
-    </w:p>
-    <w:p>
-      <w:pPr>
-        <w:widowControl w:val="1"/>
-        <w:spacing w:after="0" w:line="240" w:lineRule="auto"/>
-        <w:jc w:val="both"/>
-        <w:rPr>
-          <w:rFonts w:ascii="Verdana" w:cs="Verdana" w:eastAsia="Verdana" w:hAnsi="Verdana"/>
-          <w:smallCaps w:val="1"/>
-          <w:color w:val="ffffff"/>
-          <w:sz w:val="20"/>
-          <w:szCs w:val="20"/>
-        </w:rPr>
-      </w:pPr>
-      <w:r>
-        <w:rPr>
-          <w:rtl w:val="0"/>
-        </w:rPr>
-      </w:r>
-    </w:p>
-    <w:p>
-      <w:pPr>
-        <w:widowControl w:val="1"/>
-        <w:spacing w:after="0" w:line="240" w:lineRule="auto"/>
-        <w:ind w:left="1080" w:firstLine="0"/>
-        <w:rPr>
-          <w:rFonts w:ascii="Verdana" w:cs="Verdana" w:eastAsia="Verdana" w:hAnsi="Verdana"/>
-          <w:smallCaps w:val="1"/>
-          <w:color w:val="ffffff"/>
-          <w:sz w:val="20"/>
-          <w:szCs w:val="20"/>
-        </w:rPr>
-      </w:pPr>
-      <w:r>
-        <w:br w:type="page"/>
-      </w:r>
-      <w:r>
-        <w:rPr>
-          <w:rtl w:val="0"/>
-        </w:rPr>
-      </w:r>
-    </w:p>
-    <w:p>
-      <w:pPr>
-        <w:pStyle w:val="Heading2"/>
-        <w:keepNext w:val="0"/>
-        <w:widowControl w:val="1"/>
-        <w:pBdr>
-          <w:top w:color="000000" w:space="0" w:sz="0" w:val="none"/>
-          <w:left w:color="000000" w:space="0" w:sz="0" w:val="none"/>
-          <w:bottom w:color="000000" w:space="0" w:sz="0" w:val="none"/>
-          <w:right w:color="000000" w:space="0" w:sz="0" w:val="none"/>
-          <w:between w:color="000000" w:space="0" w:sz="0" w:val="none"/>
-        </w:pBdr>
-        <w:spacing w:after="80" w:before="360" w:line="259" w:lineRule="auto"/>
-        <w:rPr>
-          <w:rFonts w:ascii="Helvetica Neue" w:cs="Helvetica Neue" w:eastAsia="Helvetica Neue" w:hAnsi="Helvetica Neue"/>
-          <w:i w:val="0"/>
-          <w:sz w:val="34"/>
-          <w:szCs w:val="34"/>
-        </w:rPr>
-      </w:pPr>
-      <w:bookmarkStart w:colFirst="0" w:colLast="0" w:name="_heading=h.ykxj8tpx3ni6" w:id="0"/>
-      <w:bookmarkEnd w:id="0"/>
-      <w:r>
-        <w:rPr>
-          <w:rFonts w:ascii="Helvetica Neue" w:cs="Helvetica Neue" w:eastAsia="Helvetica Neue" w:hAnsi="Helvetica Neue"/>
-          <w:i w:val="0"/>
-          <w:sz w:val="34"/>
-          <w:szCs w:val="34"/>
-          <w:rtl w:val="0"/>
-        </w:rPr>
-        <w:t xml:space="preserve">1. Purpose</w:t>
-      </w:r>
-    </w:p>
-    <w:p>
-      <w:pPr>
-        <w:widowControl w:val="1"/>
-        <w:pBdr>
-          <w:top w:color="000000" w:space="0" w:sz="0" w:val="none"/>
-          <w:left w:color="000000" w:space="0" w:sz="0" w:val="none"/>
-          <w:bottom w:color="000000" w:space="0" w:sz="0" w:val="none"/>
-          <w:right w:color="000000" w:space="0" w:sz="0" w:val="none"/>
-          <w:between w:color="000000" w:space="0" w:sz="0" w:val="none"/>
-        </w:pBdr>
-        <w:spacing w:after="240" w:before="240" w:line="259" w:lineRule="auto"/>
-        <w:rPr>
-          <w:rFonts w:ascii="Helvetica Neue" w:cs="Helvetica Neue" w:eastAsia="Helvetica Neue" w:hAnsi="Helvetica Neue"/>
-          <w:sz w:val="22"/>
-          <w:szCs w:val="22"/>
-        </w:rPr>
-      </w:pPr>
-      <w:r>
-        <w:rPr>
-          <w:rFonts w:ascii="Helvetica Neue" w:cs="Helvetica Neue" w:eastAsia="Helvetica Neue" w:hAnsi="Helvetica Neue"/>
-          <w:sz w:val="22"/>
-          <w:szCs w:val="22"/>
-          <w:rtl w:val="0"/>
-        </w:rPr>
-        <w:t xml:space="preserve">The purpose of this policy is to ensure that Zediant’s critical business and client data is reliably backed up, securely stored, and readily recoverable in the event of data loss, system failure, cyber incident, or disaster. This policy supports the confidentiality, integrity, and availability of information, as required under SOC 2 Type 2.</w:t>
-      </w:r>
-    </w:p>
-    <w:p>
-      <w:pPr>
-        <w:pStyle w:val="Heading2"/>
-        <w:keepNext w:val="0"/>
-        <w:widowControl w:val="1"/>
-        <w:pBdr>
-          <w:top w:color="000000" w:space="0" w:sz="0" w:val="none"/>
-          <w:left w:color="000000" w:space="0" w:sz="0" w:val="none"/>
-          <w:bottom w:color="000000" w:space="0" w:sz="0" w:val="none"/>
-          <w:right w:color="000000" w:space="0" w:sz="0" w:val="none"/>
-          <w:between w:color="000000" w:space="0" w:sz="0" w:val="none"/>
-        </w:pBdr>
-        <w:spacing w:after="80" w:before="360" w:line="259" w:lineRule="auto"/>
-        <w:rPr>
-          <w:rFonts w:ascii="Helvetica Neue" w:cs="Helvetica Neue" w:eastAsia="Helvetica Neue" w:hAnsi="Helvetica Neue"/>
-          <w:i w:val="0"/>
-          <w:sz w:val="34"/>
-          <w:szCs w:val="34"/>
-        </w:rPr>
-      </w:pPr>
-      <w:bookmarkStart w:colFirst="0" w:colLast="0" w:name="_heading=h.956rga4pzq1q" w:id="1"/>
-      <w:bookmarkEnd w:id="1"/>
-      <w:r>
-        <w:rPr>
-          <w:rFonts w:ascii="Helvetica Neue" w:cs="Helvetica Neue" w:eastAsia="Helvetica Neue" w:hAnsi="Helvetica Neue"/>
-          <w:i w:val="0"/>
-          <w:sz w:val="34"/>
-          <w:szCs w:val="34"/>
-          <w:rtl w:val="0"/>
-        </w:rPr>
-        <w:t xml:space="preserve">2. Scope</w:t>
-      </w:r>
-    </w:p>
-    <w:p>
-      <w:pPr>
-        <w:widowControl w:val="1"/>
-        <w:pBdr>
-          <w:top w:color="000000" w:space="0" w:sz="0" w:val="none"/>
-          <w:left w:color="000000" w:space="0" w:sz="0" w:val="none"/>
-          <w:bottom w:color="000000" w:space="0" w:sz="0" w:val="none"/>
-          <w:right w:color="000000" w:space="0" w:sz="0" w:val="none"/>
-          <w:between w:color="000000" w:space="0" w:sz="0" w:val="none"/>
-        </w:pBdr>
-        <w:spacing w:after="240" w:before="240" w:line="259" w:lineRule="auto"/>
-        <w:rPr>
-          <w:rFonts w:ascii="Helvetica Neue" w:cs="Helvetica Neue" w:eastAsia="Helvetica Neue" w:hAnsi="Helvetica Neue"/>
-          <w:sz w:val="22"/>
-          <w:szCs w:val="22"/>
-        </w:rPr>
-      </w:pPr>
-      <w:r>
-        <w:rPr>
-          <w:rFonts w:ascii="Helvetica Neue" w:cs="Helvetica Neue" w:eastAsia="Helvetica Neue" w:hAnsi="Helvetica Neue"/>
-          <w:sz w:val="22"/>
-          <w:szCs w:val="22"/>
-          <w:rtl w:val="0"/>
-        </w:rPr>
-        <w:t xml:space="preserve">This policy applies to:</w:t>
-      </w:r>
-    </w:p>
-    <w:p>
-      <w:pPr>
-        <w:widowControl w:val="1"/>
-        <w:numPr>
-          <w:ilvl w:val="0"/>
-          <w:numId w:val="8"/>
-        </w:numPr>
-        <w:pBdr>
-          <w:top w:color="000000" w:space="0" w:sz="0" w:val="none"/>
-          <w:left w:color="000000" w:space="0" w:sz="0" w:val="none"/>
-          <w:bottom w:color="000000" w:space="0" w:sz="0" w:val="none"/>
-          <w:right w:color="000000" w:space="0" w:sz="0" w:val="none"/>
-          <w:between w:color="000000" w:space="0" w:sz="0" w:val="none"/>
-        </w:pBdr>
-        <w:spacing w:after="0" w:afterAutospacing="0" w:before="240" w:line="259" w:lineRule="auto"/>
-        <w:ind w:left="720" w:hanging="360"/>
-        <w:rPr>
-          <w:rFonts w:ascii="Helvetica Neue" w:cs="Helvetica Neue" w:eastAsia="Helvetica Neue" w:hAnsi="Helvetica Neue"/>
-          <w:sz w:val="22"/>
-          <w:szCs w:val="22"/>
-        </w:rPr>
-      </w:pPr>
-      <w:r>
-        <w:rPr>
-          <w:rFonts w:ascii="Helvetica Neue" w:cs="Helvetica Neue" w:eastAsia="Helvetica Neue" w:hAnsi="Helvetica Neue"/>
-          <w:sz w:val="22"/>
-          <w:szCs w:val="22"/>
-          <w:rtl w:val="0"/>
-        </w:rPr>
-        <w:t xml:space="preserve">All data owned, processed, or stored by Zediant, including client data, internal business data, system configurations, source code, and operational records.</w:t>
-      </w:r>
-    </w:p>
-    <w:p>
-      <w:pPr>
-        <w:widowControl w:val="1"/>
-        <w:numPr>
-          <w:ilvl w:val="0"/>
-          <w:numId w:val="8"/>
-        </w:numPr>
-        <w:pBdr>
-          <w:top w:color="000000" w:space="0" w:sz="0" w:val="none"/>
-          <w:left w:color="000000" w:space="0" w:sz="0" w:val="none"/>
-          <w:bottom w:color="000000" w:space="0" w:sz="0" w:val="none"/>
-          <w:right w:color="000000" w:space="0" w:sz="0" w:val="none"/>
-          <w:between w:color="000000" w:space="0" w:sz="0" w:val="none"/>
-        </w:pBdr>
-        <w:spacing w:after="0" w:afterAutospacing="0" w:before="0" w:beforeAutospacing="0" w:line="259" w:lineRule="auto"/>
-        <w:ind w:left="720" w:hanging="360"/>
-        <w:rPr>
-          <w:rFonts w:ascii="Helvetica Neue" w:cs="Helvetica Neue" w:eastAsia="Helvetica Neue" w:hAnsi="Helvetica Neue"/>
-          <w:sz w:val="22"/>
-          <w:szCs w:val="22"/>
-        </w:rPr>
-      </w:pPr>
-      <w:r>
-        <w:rPr>
-          <w:rFonts w:ascii="Helvetica Neue" w:cs="Helvetica Neue" w:eastAsia="Helvetica Neue" w:hAnsi="Helvetica Neue"/>
-          <w:sz w:val="22"/>
-          <w:szCs w:val="22"/>
-          <w:rtl w:val="0"/>
-        </w:rPr>
-        <w:t xml:space="preserve">All storage media (on-premises servers, cloud environments, removable media, employee devices, SaaS platforms).</w:t>
-      </w:r>
-    </w:p>
-    <w:p>
-      <w:pPr>
-        <w:widowControl w:val="1"/>
-        <w:numPr>
-          <w:ilvl w:val="0"/>
-          <w:numId w:val="8"/>
-        </w:numPr>
-        <w:pBdr>
-          <w:top w:color="000000" w:space="0" w:sz="0" w:val="none"/>
-          <w:left w:color="000000" w:space="0" w:sz="0" w:val="none"/>
-          <w:bottom w:color="000000" w:space="0" w:sz="0" w:val="none"/>
-          <w:right w:color="000000" w:space="0" w:sz="0" w:val="none"/>
-          <w:between w:color="000000" w:space="0" w:sz="0" w:val="none"/>
-        </w:pBdr>
-        <w:spacing w:after="240" w:before="0" w:beforeAutospacing="0" w:line="259" w:lineRule="auto"/>
-        <w:ind w:left="720" w:hanging="360"/>
-        <w:rPr>
-          <w:rFonts w:ascii="Helvetica Neue" w:cs="Helvetica Neue" w:eastAsia="Helvetica Neue" w:hAnsi="Helvetica Neue"/>
-          <w:sz w:val="22"/>
-          <w:szCs w:val="22"/>
-        </w:rPr>
-      </w:pPr>
-      <w:r>
-        <w:rPr>
-          <w:rFonts w:ascii="Helvetica Neue" w:cs="Helvetica Neue" w:eastAsia="Helvetica Neue" w:hAnsi="Helvetica Neue"/>
-          <w:sz w:val="22"/>
-          <w:szCs w:val="22"/>
-          <w:rtl w:val="0"/>
-        </w:rPr>
-        <w:t xml:space="preserve">All employees, contractors, and third-party providers with access to data storage or backup processes.</w:t>
-      </w:r>
-    </w:p>
-    <w:p>
-      <w:pPr>
-        <w:pStyle w:val="Heading2"/>
-        <w:keepNext w:val="0"/>
-        <w:widowControl w:val="1"/>
-        <w:pBdr>
-          <w:top w:color="000000" w:space="0" w:sz="0" w:val="none"/>
-          <w:left w:color="000000" w:space="0" w:sz="0" w:val="none"/>
-          <w:bottom w:color="000000" w:space="0" w:sz="0" w:val="none"/>
-          <w:right w:color="000000" w:space="0" w:sz="0" w:val="none"/>
-          <w:between w:color="000000" w:space="0" w:sz="0" w:val="none"/>
-        </w:pBdr>
-        <w:spacing w:after="80" w:before="360" w:line="259" w:lineRule="auto"/>
-        <w:rPr>
-          <w:rFonts w:ascii="Helvetica Neue" w:cs="Helvetica Neue" w:eastAsia="Helvetica Neue" w:hAnsi="Helvetica Neue"/>
-          <w:i w:val="0"/>
-          <w:sz w:val="34"/>
-          <w:szCs w:val="34"/>
-        </w:rPr>
-      </w:pPr>
-      <w:bookmarkStart w:colFirst="0" w:colLast="0" w:name="_heading=h.rbrz1oq14tbm" w:id="2"/>
-      <w:bookmarkEnd w:id="2"/>
-      <w:r>
-        <w:rPr>
-          <w:rFonts w:ascii="Helvetica Neue" w:cs="Helvetica Neue" w:eastAsia="Helvetica Neue" w:hAnsi="Helvetica Neue"/>
-          <w:i w:val="0"/>
-          <w:sz w:val="34"/>
-          <w:szCs w:val="34"/>
-          <w:rtl w:val="0"/>
-        </w:rPr>
-        <w:t xml:space="preserve">3. Policy Statement</w:t>
-      </w:r>
-    </w:p>
-    <w:p>
-      <w:pPr>
-        <w:widowControl w:val="1"/>
-        <w:pBdr>
-          <w:top w:color="000000" w:space="0" w:sz="0" w:val="none"/>
-          <w:left w:color="000000" w:space="0" w:sz="0" w:val="none"/>
-          <w:bottom w:color="000000" w:space="0" w:sz="0" w:val="none"/>
-          <w:right w:color="000000" w:space="0" w:sz="0" w:val="none"/>
-          <w:between w:color="000000" w:space="0" w:sz="0" w:val="none"/>
-        </w:pBdr>
-        <w:spacing w:after="240" w:before="240" w:line="259" w:lineRule="auto"/>
-        <w:rPr>
-          <w:rFonts w:ascii="Helvetica Neue" w:cs="Helvetica Neue" w:eastAsia="Helvetica Neue" w:hAnsi="Helvetica Neue"/>
-          <w:sz w:val="22"/>
-          <w:szCs w:val="22"/>
-        </w:rPr>
-      </w:pPr>
-      <w:r>
-        <w:rPr>
-          <w:rFonts w:ascii="Helvetica Neue" w:cs="Helvetica Neue" w:eastAsia="Helvetica Neue" w:hAnsi="Helvetica Neue"/>
-          <w:sz w:val="22"/>
-          <w:szCs w:val="22"/>
-          <w:rtl w:val="0"/>
-        </w:rPr>
-        <w:t xml:space="preserve">Zediant is committed to implementing structured, secure, and consistent backup and storage practices. All critical systems must be backed up according to defined schedules, and backup data must be encrypted, tested, and stored in multiple secure locations to ensure recoverability.</w:t>
-      </w:r>
-    </w:p>
-    <w:p>
-      <w:pPr>
-        <w:pStyle w:val="Heading2"/>
-        <w:keepNext w:val="0"/>
-        <w:widowControl w:val="1"/>
-        <w:pBdr>
-          <w:top w:color="000000" w:space="0" w:sz="0" w:val="none"/>
-          <w:left w:color="000000" w:space="0" w:sz="0" w:val="none"/>
-          <w:bottom w:color="000000" w:space="0" w:sz="0" w:val="none"/>
-          <w:right w:color="000000" w:space="0" w:sz="0" w:val="none"/>
-          <w:between w:color="000000" w:space="0" w:sz="0" w:val="none"/>
-        </w:pBdr>
-        <w:spacing w:after="80" w:before="360" w:line="259" w:lineRule="auto"/>
-        <w:rPr>
-          <w:rFonts w:ascii="Helvetica Neue" w:cs="Helvetica Neue" w:eastAsia="Helvetica Neue" w:hAnsi="Helvetica Neue"/>
-          <w:i w:val="0"/>
-          <w:sz w:val="34"/>
-          <w:szCs w:val="34"/>
-        </w:rPr>
-      </w:pPr>
-      <w:bookmarkStart w:colFirst="0" w:colLast="0" w:name="_heading=h.i4ad1h37tg87" w:id="3"/>
-      <w:bookmarkEnd w:id="3"/>
-      <w:r>
-        <w:rPr>
-          <w:rFonts w:ascii="Helvetica Neue" w:cs="Helvetica Neue" w:eastAsia="Helvetica Neue" w:hAnsi="Helvetica Neue"/>
-          <w:i w:val="0"/>
-          <w:sz w:val="34"/>
-          <w:szCs w:val="34"/>
-          <w:rtl w:val="0"/>
-        </w:rPr>
-        <w:t xml:space="preserve">4. Data Classification for Backup</w:t>
-      </w:r>
-    </w:p>
-    <w:p>
-      <w:pPr>
-        <w:widowControl w:val="1"/>
-        <w:numPr>
-          <w:ilvl w:val="0"/>
-          <w:numId w:val="4"/>
-        </w:numPr>
-        <w:pBdr>
-          <w:top w:color="000000" w:space="0" w:sz="0" w:val="none"/>
-          <w:left w:color="000000" w:space="0" w:sz="0" w:val="none"/>
-          <w:bottom w:color="000000" w:space="0" w:sz="0" w:val="none"/>
-          <w:right w:color="000000" w:space="0" w:sz="0" w:val="none"/>
-          <w:between w:color="000000" w:space="0" w:sz="0" w:val="none"/>
-        </w:pBdr>
-        <w:spacing w:after="0" w:afterAutospacing="0" w:before="240" w:line="259" w:lineRule="auto"/>
-        <w:ind w:left="720" w:hanging="360"/>
-        <w:rPr>
-          <w:rFonts w:ascii="Helvetica Neue" w:cs="Helvetica Neue" w:eastAsia="Helvetica Neue" w:hAnsi="Helvetica Neue"/>
-          <w:sz w:val="22"/>
-          <w:szCs w:val="22"/>
-        </w:rPr>
-      </w:pPr>
-      <w:r>
-        <w:rPr>
-          <w:rFonts w:ascii="Helvetica Neue" w:cs="Helvetica Neue" w:eastAsia="Helvetica Neue" w:hAnsi="Helvetica Neue"/>
-          <w:b w:val="1"/>
-          <w:sz w:val="22"/>
-          <w:szCs w:val="22"/>
-          <w:rtl w:val="0"/>
-        </w:rPr>
-        <w:t xml:space="preserve">Critical Data:</w:t>
-      </w:r>
-      <w:r>
-        <w:rPr>
-          <w:rFonts w:ascii="Helvetica Neue" w:cs="Helvetica Neue" w:eastAsia="Helvetica Neue" w:hAnsi="Helvetica Neue"/>
-          <w:sz w:val="22"/>
-          <w:szCs w:val="22"/>
-          <w:rtl w:val="0"/>
-        </w:rPr>
-        <w:t xml:space="preserve"> Must be backed up daily (client data, source code, databases, financial records).</w:t>
-      </w:r>
-    </w:p>
-    <w:p>
-      <w:pPr>
-        <w:widowControl w:val="1"/>
-        <w:numPr>
-          <w:ilvl w:val="0"/>
-          <w:numId w:val="4"/>
-        </w:numPr>
-        <w:pBdr>
-          <w:top w:color="000000" w:space="0" w:sz="0" w:val="none"/>
-          <w:left w:color="000000" w:space="0" w:sz="0" w:val="none"/>
-          <w:bottom w:color="000000" w:space="0" w:sz="0" w:val="none"/>
-          <w:right w:color="000000" w:space="0" w:sz="0" w:val="none"/>
-          <w:between w:color="000000" w:space="0" w:sz="0" w:val="none"/>
-        </w:pBdr>
-        <w:spacing w:after="0" w:afterAutospacing="0" w:before="0" w:beforeAutospacing="0" w:line="259" w:lineRule="auto"/>
-        <w:ind w:left="720" w:hanging="360"/>
-        <w:rPr>
-          <w:rFonts w:ascii="Helvetica Neue" w:cs="Helvetica Neue" w:eastAsia="Helvetica Neue" w:hAnsi="Helvetica Neue"/>
-          <w:sz w:val="22"/>
-          <w:szCs w:val="22"/>
-        </w:rPr>
-      </w:pPr>
-      <w:r>
-        <w:rPr>
-          <w:rFonts w:ascii="Helvetica Neue" w:cs="Helvetica Neue" w:eastAsia="Helvetica Neue" w:hAnsi="Helvetica Neue"/>
-          <w:b w:val="1"/>
-          <w:sz w:val="22"/>
-          <w:szCs w:val="22"/>
-          <w:rtl w:val="0"/>
-        </w:rPr>
-        <w:t xml:space="preserve">Important Data:</w:t>
-      </w:r>
-      <w:r>
-        <w:rPr>
-          <w:rFonts w:ascii="Helvetica Neue" w:cs="Helvetica Neue" w:eastAsia="Helvetica Neue" w:hAnsi="Helvetica Neue"/>
-          <w:sz w:val="22"/>
-          <w:szCs w:val="22"/>
-          <w:rtl w:val="0"/>
-        </w:rPr>
-        <w:t xml:space="preserve"> Must be backed up weekly (project files, operational documents).</w:t>
-      </w:r>
-    </w:p>
-    <w:p>
-      <w:pPr>
-        <w:widowControl w:val="1"/>
-        <w:numPr>
-          <w:ilvl w:val="0"/>
-          <w:numId w:val="4"/>
-        </w:numPr>
-        <w:pBdr>
-          <w:top w:color="000000" w:space="0" w:sz="0" w:val="none"/>
-          <w:left w:color="000000" w:space="0" w:sz="0" w:val="none"/>
-          <w:bottom w:color="000000" w:space="0" w:sz="0" w:val="none"/>
-          <w:right w:color="000000" w:space="0" w:sz="0" w:val="none"/>
-          <w:between w:color="000000" w:space="0" w:sz="0" w:val="none"/>
-        </w:pBdr>
-        <w:spacing w:after="0" w:afterAutospacing="0" w:before="0" w:beforeAutospacing="0" w:line="259" w:lineRule="auto"/>
-        <w:ind w:left="720" w:hanging="360"/>
-        <w:rPr>
-          <w:rFonts w:ascii="Helvetica Neue" w:cs="Helvetica Neue" w:eastAsia="Helvetica Neue" w:hAnsi="Helvetica Neue"/>
-          <w:sz w:val="22"/>
-          <w:szCs w:val="22"/>
-        </w:rPr>
-      </w:pPr>
-      <w:r>
-        <w:rPr>
-          <w:rFonts w:ascii="Helvetica Neue" w:cs="Helvetica Neue" w:eastAsia="Helvetica Neue" w:hAnsi="Helvetica Neue"/>
-          <w:b w:val="1"/>
-          <w:sz w:val="22"/>
-          <w:szCs w:val="22"/>
-          <w:rtl w:val="0"/>
-        </w:rPr>
-        <w:t xml:space="preserve">Non-Critical Data:</w:t>
-      </w:r>
-      <w:r>
-        <w:rPr>
-          <w:rFonts w:ascii="Helvetica Neue" w:cs="Helvetica Neue" w:eastAsia="Helvetica Neue" w:hAnsi="Helvetica Neue"/>
-          <w:sz w:val="22"/>
-          <w:szCs w:val="22"/>
-          <w:rtl w:val="0"/>
-        </w:rPr>
-        <w:t xml:space="preserve"> Backups are optional (temporary files, test environments).</w:t>
-      </w:r>
-    </w:p>
-    <w:p>
-      <w:pPr>
-        <w:widowControl w:val="1"/>
-        <w:numPr>
-          <w:ilvl w:val="0"/>
-          <w:numId w:val="4"/>
-        </w:numPr>
-        <w:pBdr>
-          <w:top w:color="000000" w:space="0" w:sz="0" w:val="none"/>
-          <w:left w:color="000000" w:space="0" w:sz="0" w:val="none"/>
-          <w:bottom w:color="000000" w:space="0" w:sz="0" w:val="none"/>
-          <w:right w:color="000000" w:space="0" w:sz="0" w:val="none"/>
-          <w:between w:color="000000" w:space="0" w:sz="0" w:val="none"/>
-        </w:pBdr>
-        <w:spacing w:after="240" w:before="0" w:beforeAutospacing="0" w:line="259" w:lineRule="auto"/>
-        <w:ind w:left="720" w:hanging="360"/>
-        <w:rPr>
-          <w:rFonts w:ascii="Helvetica Neue" w:cs="Helvetica Neue" w:eastAsia="Helvetica Neue" w:hAnsi="Helvetica Neue"/>
-          <w:sz w:val="22"/>
-          <w:szCs w:val="22"/>
-        </w:rPr>
-      </w:pPr>
-      <w:r>
-        <w:rPr>
-          <w:rFonts w:ascii="Helvetica Neue" w:cs="Helvetica Neue" w:eastAsia="Helvetica Neue" w:hAnsi="Helvetica Neue"/>
-          <w:b w:val="1"/>
-          <w:sz w:val="22"/>
-          <w:szCs w:val="22"/>
-          <w:rtl w:val="0"/>
-        </w:rPr>
-        <w:t xml:space="preserve">Confidential Data:</w:t>
-      </w:r>
-      <w:r>
-        <w:rPr>
-          <w:rFonts w:ascii="Helvetica Neue" w:cs="Helvetica Neue" w:eastAsia="Helvetica Neue" w:hAnsi="Helvetica Neue"/>
-          <w:sz w:val="22"/>
-          <w:szCs w:val="22"/>
-          <w:rtl w:val="0"/>
-        </w:rPr>
-        <w:t xml:space="preserve"> Requires encryption at rest and in transit, with strict access control.</w:t>
-      </w:r>
-    </w:p>
-    <w:p>
-      <w:pPr>
-        <w:pStyle w:val="Heading2"/>
-        <w:keepNext w:val="0"/>
-        <w:widowControl w:val="1"/>
-        <w:pBdr>
-          <w:top w:color="000000" w:space="0" w:sz="0" w:val="none"/>
-          <w:left w:color="000000" w:space="0" w:sz="0" w:val="none"/>
-          <w:bottom w:color="000000" w:space="0" w:sz="0" w:val="none"/>
-          <w:right w:color="000000" w:space="0" w:sz="0" w:val="none"/>
-          <w:between w:color="000000" w:space="0" w:sz="0" w:val="none"/>
-        </w:pBdr>
-        <w:spacing w:after="80" w:before="360" w:line="259" w:lineRule="auto"/>
-        <w:rPr>
-          <w:rFonts w:ascii="Helvetica Neue" w:cs="Helvetica Neue" w:eastAsia="Helvetica Neue" w:hAnsi="Helvetica Neue"/>
-          <w:i w:val="0"/>
-          <w:sz w:val="34"/>
-          <w:szCs w:val="34"/>
-        </w:rPr>
-      </w:pPr>
-      <w:bookmarkStart w:colFirst="0" w:colLast="0" w:name="_heading=h.fy5c0un31kzh" w:id="4"/>
-      <w:bookmarkEnd w:id="4"/>
-      <w:r>
-        <w:rPr>
-          <w:rFonts w:ascii="Helvetica Neue" w:cs="Helvetica Neue" w:eastAsia="Helvetica Neue" w:hAnsi="Helvetica Neue"/>
-          <w:i w:val="0"/>
-          <w:sz w:val="34"/>
-          <w:szCs w:val="34"/>
-          <w:rtl w:val="0"/>
-        </w:rPr>
-        <w:t xml:space="preserve">5. Backup Procedures</w:t>
-      </w:r>
-    </w:p>
-    <w:p>
-      <w:pPr>
-        <w:widowControl w:val="1"/>
-        <w:numPr>
-          <w:ilvl w:val="0"/>
-          <w:numId w:val="2"/>
-        </w:numPr>
-        <w:pBdr>
-          <w:top w:color="000000" w:space="0" w:sz="0" w:val="none"/>
-          <w:left w:color="000000" w:space="0" w:sz="0" w:val="none"/>
-          <w:bottom w:color="000000" w:space="0" w:sz="0" w:val="none"/>
-          <w:right w:color="000000" w:space="0" w:sz="0" w:val="none"/>
-          <w:between w:color="000000" w:space="0" w:sz="0" w:val="none"/>
-        </w:pBdr>
-        <w:spacing w:after="0" w:afterAutospacing="0" w:before="240" w:line="259" w:lineRule="auto"/>
-        <w:ind w:left="720" w:hanging="360"/>
-        <w:rPr>
-          <w:rFonts w:ascii="Helvetica Neue" w:cs="Helvetica Neue" w:eastAsia="Helvetica Neue" w:hAnsi="Helvetica Neue"/>
-          <w:sz w:val="22"/>
-          <w:szCs w:val="22"/>
-        </w:rPr>
-      </w:pPr>
-      <w:r>
-        <w:rPr>
-          <w:rFonts w:ascii="Helvetica Neue" w:cs="Helvetica Neue" w:eastAsia="Helvetica Neue" w:hAnsi="Helvetica Neue"/>
-          <w:b w:val="1"/>
-          <w:sz w:val="22"/>
-          <w:szCs w:val="22"/>
-          <w:rtl w:val="0"/>
-        </w:rPr>
-        <w:t xml:space="preserve">Frequency:</w:t>
-      </w:r>
-    </w:p>
-    <w:p>
-      <w:pPr>
-        <w:widowControl w:val="1"/>
-        <w:numPr>
-          <w:ilvl w:val="1"/>
-          <w:numId w:val="2"/>
-        </w:numPr>
-        <w:pBdr>
-          <w:top w:color="000000" w:space="0" w:sz="0" w:val="none"/>
-          <w:left w:color="000000" w:space="0" w:sz="0" w:val="none"/>
-          <w:bottom w:color="000000" w:space="0" w:sz="0" w:val="none"/>
-          <w:right w:color="000000" w:space="0" w:sz="0" w:val="none"/>
-          <w:between w:color="000000" w:space="0" w:sz="0" w:val="none"/>
-        </w:pBdr>
-        <w:spacing w:after="0" w:afterAutospacing="0" w:before="0" w:beforeAutospacing="0" w:line="259" w:lineRule="auto"/>
-        <w:ind w:left="1440" w:hanging="360"/>
-        <w:rPr>
-          <w:rFonts w:ascii="Helvetica Neue" w:cs="Helvetica Neue" w:eastAsia="Helvetica Neue" w:hAnsi="Helvetica Neue"/>
-          <w:sz w:val="22"/>
-          <w:szCs w:val="22"/>
-        </w:rPr>
-      </w:pPr>
-      <w:r>
-        <w:rPr>
-          <w:rFonts w:ascii="Helvetica Neue" w:cs="Helvetica Neue" w:eastAsia="Helvetica Neue" w:hAnsi="Helvetica Neue"/>
-          <w:sz w:val="22"/>
-          <w:szCs w:val="22"/>
-          <w:rtl w:val="0"/>
-        </w:rPr>
-        <w:t xml:space="preserve">Full backups weekly for critical systems.</w:t>
-      </w:r>
-    </w:p>
-    <w:p>
-      <w:pPr>
-        <w:widowControl w:val="1"/>
-        <w:numPr>
-          <w:ilvl w:val="1"/>
-          <w:numId w:val="2"/>
-        </w:numPr>
-        <w:pBdr>
-          <w:top w:color="000000" w:space="0" w:sz="0" w:val="none"/>
-          <w:left w:color="000000" w:space="0" w:sz="0" w:val="none"/>
-          <w:bottom w:color="000000" w:space="0" w:sz="0" w:val="none"/>
-          <w:right w:color="000000" w:space="0" w:sz="0" w:val="none"/>
-          <w:between w:color="000000" w:space="0" w:sz="0" w:val="none"/>
-        </w:pBdr>
-        <w:spacing w:after="0" w:afterAutospacing="0" w:before="0" w:beforeAutospacing="0" w:line="259" w:lineRule="auto"/>
-        <w:ind w:left="1440" w:hanging="360"/>
-        <w:rPr>
-          <w:rFonts w:ascii="Helvetica Neue" w:cs="Helvetica Neue" w:eastAsia="Helvetica Neue" w:hAnsi="Helvetica Neue"/>
-          <w:sz w:val="22"/>
-          <w:szCs w:val="22"/>
-        </w:rPr>
-      </w:pPr>
-      <w:r>
-        <w:rPr>
-          <w:rFonts w:ascii="Helvetica Neue" w:cs="Helvetica Neue" w:eastAsia="Helvetica Neue" w:hAnsi="Helvetica Neue"/>
-          <w:sz w:val="22"/>
-          <w:szCs w:val="22"/>
-          <w:rtl w:val="0"/>
-        </w:rPr>
-        <w:t xml:space="preserve">Incremental or differential backups daily for high-value data.</w:t>
-      </w:r>
-    </w:p>
-    <w:p>
-      <w:pPr>
-        <w:widowControl w:val="1"/>
-        <w:numPr>
-          <w:ilvl w:val="0"/>
-          <w:numId w:val="2"/>
-        </w:numPr>
-        <w:pBdr>
-          <w:top w:color="000000" w:space="0" w:sz="0" w:val="none"/>
-          <w:left w:color="000000" w:space="0" w:sz="0" w:val="none"/>
-          <w:bottom w:color="000000" w:space="0" w:sz="0" w:val="none"/>
-          <w:right w:color="000000" w:space="0" w:sz="0" w:val="none"/>
-          <w:between w:color="000000" w:space="0" w:sz="0" w:val="none"/>
-        </w:pBdr>
-        <w:spacing w:after="0" w:afterAutospacing="0" w:before="0" w:beforeAutospacing="0" w:line="259" w:lineRule="auto"/>
-        <w:ind w:left="720" w:hanging="360"/>
-        <w:rPr>
-          <w:rFonts w:ascii="Helvetica Neue" w:cs="Helvetica Neue" w:eastAsia="Helvetica Neue" w:hAnsi="Helvetica Neue"/>
-          <w:sz w:val="22"/>
-          <w:szCs w:val="22"/>
-        </w:rPr>
-      </w:pPr>
-      <w:r>
-        <w:rPr>
-          <w:rFonts w:ascii="Helvetica Neue" w:cs="Helvetica Neue" w:eastAsia="Helvetica Neue" w:hAnsi="Helvetica Neue"/>
-          <w:b w:val="1"/>
-          <w:sz w:val="22"/>
-          <w:szCs w:val="22"/>
-          <w:rtl w:val="0"/>
-        </w:rPr>
-        <w:t xml:space="preserve">Storage Locations:</w:t>
-      </w:r>
-    </w:p>
-    <w:p>
-      <w:pPr>
-        <w:widowControl w:val="1"/>
-        <w:numPr>
-          <w:ilvl w:val="1"/>
-          <w:numId w:val="2"/>
-        </w:numPr>
-        <w:pBdr>
-          <w:top w:color="000000" w:space="0" w:sz="0" w:val="none"/>
-          <w:left w:color="000000" w:space="0" w:sz="0" w:val="none"/>
-          <w:bottom w:color="000000" w:space="0" w:sz="0" w:val="none"/>
-          <w:right w:color="000000" w:space="0" w:sz="0" w:val="none"/>
-          <w:between w:color="000000" w:space="0" w:sz="0" w:val="none"/>
-        </w:pBdr>
-        <w:spacing w:after="0" w:afterAutospacing="0" w:before="0" w:beforeAutospacing="0" w:line="259" w:lineRule="auto"/>
-        <w:ind w:left="1440" w:hanging="360"/>
-        <w:rPr>
-          <w:rFonts w:ascii="Helvetica Neue" w:cs="Helvetica Neue" w:eastAsia="Helvetica Neue" w:hAnsi="Helvetica Neue"/>
-          <w:sz w:val="22"/>
-          <w:szCs w:val="22"/>
-        </w:rPr>
-      </w:pPr>
-      <w:r>
-        <w:rPr>
-          <w:rFonts w:ascii="Helvetica Neue" w:cs="Helvetica Neue" w:eastAsia="Helvetica Neue" w:hAnsi="Helvetica Neue"/>
-          <w:sz w:val="22"/>
-          <w:szCs w:val="22"/>
-          <w:rtl w:val="0"/>
-        </w:rPr>
-        <w:t xml:space="preserve">Primary backup stored on secure on-premises or cloud infrastructure.</w:t>
-      </w:r>
-    </w:p>
-    <w:p>
-      <w:pPr>
-        <w:widowControl w:val="1"/>
-        <w:numPr>
-          <w:ilvl w:val="1"/>
-          <w:numId w:val="2"/>
-        </w:numPr>
-        <w:pBdr>
-          <w:top w:color="000000" w:space="0" w:sz="0" w:val="none"/>
-          <w:left w:color="000000" w:space="0" w:sz="0" w:val="none"/>
-          <w:bottom w:color="000000" w:space="0" w:sz="0" w:val="none"/>
-          <w:right w:color="000000" w:space="0" w:sz="0" w:val="none"/>
-          <w:between w:color="000000" w:space="0" w:sz="0" w:val="none"/>
-        </w:pBdr>
-        <w:spacing w:after="0" w:afterAutospacing="0" w:before="0" w:beforeAutospacing="0" w:line="259" w:lineRule="auto"/>
-        <w:ind w:left="1440" w:hanging="360"/>
-        <w:rPr>
-          <w:rFonts w:ascii="Helvetica Neue" w:cs="Helvetica Neue" w:eastAsia="Helvetica Neue" w:hAnsi="Helvetica Neue"/>
-          <w:sz w:val="22"/>
-          <w:szCs w:val="22"/>
-        </w:rPr>
-      </w:pPr>
-      <w:r>
-        <w:rPr>
-          <w:rFonts w:ascii="Helvetica Neue" w:cs="Helvetica Neue" w:eastAsia="Helvetica Neue" w:hAnsi="Helvetica Neue"/>
-          <w:sz w:val="22"/>
-          <w:szCs w:val="22"/>
-          <w:rtl w:val="0"/>
-        </w:rPr>
-        <w:t xml:space="preserve">Secondary backup stored offsite or in a different cloud region for disaster recovery.</w:t>
-      </w:r>
-    </w:p>
-    <w:p>
-      <w:pPr>
-        <w:widowControl w:val="1"/>
-        <w:numPr>
-          <w:ilvl w:val="0"/>
-          <w:numId w:val="2"/>
-        </w:numPr>
-        <w:pBdr>
-          <w:top w:color="000000" w:space="0" w:sz="0" w:val="none"/>
-          <w:left w:color="000000" w:space="0" w:sz="0" w:val="none"/>
-          <w:bottom w:color="000000" w:space="0" w:sz="0" w:val="none"/>
-          <w:right w:color="000000" w:space="0" w:sz="0" w:val="none"/>
-          <w:between w:color="000000" w:space="0" w:sz="0" w:val="none"/>
-        </w:pBdr>
-        <w:spacing w:after="0" w:afterAutospacing="0" w:before="0" w:beforeAutospacing="0" w:line="259" w:lineRule="auto"/>
-        <w:ind w:left="720" w:hanging="360"/>
-        <w:rPr>
-          <w:rFonts w:ascii="Helvetica Neue" w:cs="Helvetica Neue" w:eastAsia="Helvetica Neue" w:hAnsi="Helvetica Neue"/>
-          <w:sz w:val="22"/>
-          <w:szCs w:val="22"/>
-        </w:rPr>
-      </w:pPr>
-      <w:r>
-        <w:rPr>
-          <w:rFonts w:ascii="Helvetica Neue" w:cs="Helvetica Neue" w:eastAsia="Helvetica Neue" w:hAnsi="Helvetica Neue"/>
-          <w:b w:val="1"/>
-          <w:sz w:val="22"/>
-          <w:szCs w:val="22"/>
-          <w:rtl w:val="0"/>
-        </w:rPr>
-        <w:t xml:space="preserve">Encryption:</w:t>
-      </w:r>
-    </w:p>
-    <w:p>
-      <w:pPr>
-        <w:widowControl w:val="1"/>
-        <w:numPr>
-          <w:ilvl w:val="1"/>
-          <w:numId w:val="2"/>
-        </w:numPr>
-        <w:pBdr>
-          <w:top w:color="000000" w:space="0" w:sz="0" w:val="none"/>
-          <w:left w:color="000000" w:space="0" w:sz="0" w:val="none"/>
-          <w:bottom w:color="000000" w:space="0" w:sz="0" w:val="none"/>
-          <w:right w:color="000000" w:space="0" w:sz="0" w:val="none"/>
-          <w:between w:color="000000" w:space="0" w:sz="0" w:val="none"/>
-        </w:pBdr>
-        <w:spacing w:after="0" w:afterAutospacing="0" w:before="0" w:beforeAutospacing="0" w:line="259" w:lineRule="auto"/>
-        <w:ind w:left="1440" w:hanging="360"/>
-        <w:rPr>
-          <w:rFonts w:ascii="Helvetica Neue" w:cs="Helvetica Neue" w:eastAsia="Helvetica Neue" w:hAnsi="Helvetica Neue"/>
-          <w:sz w:val="22"/>
-          <w:szCs w:val="22"/>
-        </w:rPr>
-      </w:pPr>
-      <w:r>
-        <w:rPr>
-          <w:rFonts w:ascii="Helvetica Neue" w:cs="Helvetica Neue" w:eastAsia="Helvetica Neue" w:hAnsi="Helvetica Neue"/>
-          <w:sz w:val="22"/>
-          <w:szCs w:val="22"/>
-          <w:rtl w:val="0"/>
-        </w:rPr>
-        <w:t xml:space="preserve">All backups must use strong encryption (AES-256 or equivalent).</w:t>
-      </w:r>
-    </w:p>
-    <w:p>
-      <w:pPr>
-        <w:widowControl w:val="1"/>
-        <w:numPr>
-          <w:ilvl w:val="1"/>
-          <w:numId w:val="2"/>
-        </w:numPr>
-        <w:pBdr>
-          <w:top w:color="000000" w:space="0" w:sz="0" w:val="none"/>
-          <w:left w:color="000000" w:space="0" w:sz="0" w:val="none"/>
-          <w:bottom w:color="000000" w:space="0" w:sz="0" w:val="none"/>
-          <w:right w:color="000000" w:space="0" w:sz="0" w:val="none"/>
-          <w:between w:color="000000" w:space="0" w:sz="0" w:val="none"/>
-        </w:pBdr>
-        <w:spacing w:after="0" w:afterAutospacing="0" w:before="0" w:beforeAutospacing="0" w:line="259" w:lineRule="auto"/>
-        <w:ind w:left="1440" w:hanging="360"/>
-        <w:rPr>
-          <w:rFonts w:ascii="Helvetica Neue" w:cs="Helvetica Neue" w:eastAsia="Helvetica Neue" w:hAnsi="Helvetica Neue"/>
-          <w:sz w:val="22"/>
-          <w:szCs w:val="22"/>
-        </w:rPr>
-      </w:pPr>
-      <w:r>
-        <w:rPr>
-          <w:rFonts w:ascii="Helvetica Neue" w:cs="Helvetica Neue" w:eastAsia="Helvetica Neue" w:hAnsi="Helvetica Neue"/>
-          <w:sz w:val="22"/>
-          <w:szCs w:val="22"/>
-          <w:rtl w:val="0"/>
-        </w:rPr>
-        <w:t xml:space="preserve">Data must be transmitted over secure channels (TLS/HTTPS/SFTP).</w:t>
-      </w:r>
-    </w:p>
-    <w:p>
-      <w:pPr>
-        <w:widowControl w:val="1"/>
-        <w:numPr>
-          <w:ilvl w:val="0"/>
-          <w:numId w:val="2"/>
-        </w:numPr>
-        <w:pBdr>
-          <w:top w:color="000000" w:space="0" w:sz="0" w:val="none"/>
-          <w:left w:color="000000" w:space="0" w:sz="0" w:val="none"/>
-          <w:bottom w:color="000000" w:space="0" w:sz="0" w:val="none"/>
-          <w:right w:color="000000" w:space="0" w:sz="0" w:val="none"/>
-          <w:between w:color="000000" w:space="0" w:sz="0" w:val="none"/>
-        </w:pBdr>
-        <w:spacing w:after="0" w:afterAutospacing="0" w:before="0" w:beforeAutospacing="0" w:line="259" w:lineRule="auto"/>
-        <w:ind w:left="720" w:hanging="360"/>
-        <w:rPr>
-          <w:rFonts w:ascii="Helvetica Neue" w:cs="Helvetica Neue" w:eastAsia="Helvetica Neue" w:hAnsi="Helvetica Neue"/>
-          <w:sz w:val="22"/>
-          <w:szCs w:val="22"/>
-        </w:rPr>
-      </w:pPr>
-      <w:r>
-        <w:rPr>
-          <w:rFonts w:ascii="Helvetica Neue" w:cs="Helvetica Neue" w:eastAsia="Helvetica Neue" w:hAnsi="Helvetica Neue"/>
-          <w:b w:val="1"/>
-          <w:sz w:val="22"/>
-          <w:szCs w:val="22"/>
-          <w:rtl w:val="0"/>
-        </w:rPr>
-        <w:t xml:space="preserve">Retention:</w:t>
-      </w:r>
-    </w:p>
-    <w:p>
-      <w:pPr>
-        <w:widowControl w:val="1"/>
-        <w:numPr>
-          <w:ilvl w:val="1"/>
-          <w:numId w:val="2"/>
-        </w:numPr>
-        <w:pBdr>
-          <w:top w:color="000000" w:space="0" w:sz="0" w:val="none"/>
-          <w:left w:color="000000" w:space="0" w:sz="0" w:val="none"/>
-          <w:bottom w:color="000000" w:space="0" w:sz="0" w:val="none"/>
-          <w:right w:color="000000" w:space="0" w:sz="0" w:val="none"/>
-          <w:between w:color="000000" w:space="0" w:sz="0" w:val="none"/>
-        </w:pBdr>
-        <w:spacing w:after="0" w:afterAutospacing="0" w:before="0" w:beforeAutospacing="0" w:line="259" w:lineRule="auto"/>
-        <w:ind w:left="1440" w:hanging="360"/>
-        <w:rPr>
-          <w:rFonts w:ascii="Helvetica Neue" w:cs="Helvetica Neue" w:eastAsia="Helvetica Neue" w:hAnsi="Helvetica Neue"/>
-          <w:sz w:val="22"/>
-          <w:szCs w:val="22"/>
-        </w:rPr>
-      </w:pPr>
-      <w:r>
-        <w:rPr>
-          <w:rFonts w:ascii="Helvetica Neue" w:cs="Helvetica Neue" w:eastAsia="Helvetica Neue" w:hAnsi="Helvetica Neue"/>
-          <w:sz w:val="22"/>
-          <w:szCs w:val="22"/>
-          <w:rtl w:val="0"/>
-        </w:rPr>
-        <w:t xml:space="preserve">Daily backups retained for 30 days.</w:t>
-      </w:r>
-    </w:p>
-    <w:p>
-      <w:pPr>
-        <w:widowControl w:val="1"/>
-        <w:numPr>
-          <w:ilvl w:val="1"/>
-          <w:numId w:val="2"/>
-        </w:numPr>
-        <w:pBdr>
-          <w:top w:color="000000" w:space="0" w:sz="0" w:val="none"/>
-          <w:left w:color="000000" w:space="0" w:sz="0" w:val="none"/>
-          <w:bottom w:color="000000" w:space="0" w:sz="0" w:val="none"/>
-          <w:right w:color="000000" w:space="0" w:sz="0" w:val="none"/>
-          <w:between w:color="000000" w:space="0" w:sz="0" w:val="none"/>
-        </w:pBdr>
-        <w:spacing w:after="0" w:afterAutospacing="0" w:before="0" w:beforeAutospacing="0" w:line="259" w:lineRule="auto"/>
-        <w:ind w:left="1440" w:hanging="360"/>
-        <w:rPr>
-          <w:rFonts w:ascii="Helvetica Neue" w:cs="Helvetica Neue" w:eastAsia="Helvetica Neue" w:hAnsi="Helvetica Neue"/>
-          <w:sz w:val="22"/>
-          <w:szCs w:val="22"/>
-        </w:rPr>
-      </w:pPr>
-      <w:r>
-        <w:rPr>
-          <w:rFonts w:ascii="Helvetica Neue" w:cs="Helvetica Neue" w:eastAsia="Helvetica Neue" w:hAnsi="Helvetica Neue"/>
-          <w:sz w:val="22"/>
-          <w:szCs w:val="22"/>
-          <w:rtl w:val="0"/>
-        </w:rPr>
-        <w:t xml:space="preserve">Weekly backups retained for 3 months.</w:t>
-      </w:r>
-    </w:p>
-    <w:p>
-      <w:pPr>
-        <w:widowControl w:val="1"/>
-        <w:numPr>
-          <w:ilvl w:val="1"/>
-          <w:numId w:val="2"/>
-        </w:numPr>
-        <w:pBdr>
-          <w:top w:color="000000" w:space="0" w:sz="0" w:val="none"/>
-          <w:left w:color="000000" w:space="0" w:sz="0" w:val="none"/>
-          <w:bottom w:color="000000" w:space="0" w:sz="0" w:val="none"/>
-          <w:right w:color="000000" w:space="0" w:sz="0" w:val="none"/>
-          <w:between w:color="000000" w:space="0" w:sz="0" w:val="none"/>
-        </w:pBdr>
-        <w:spacing w:after="0" w:afterAutospacing="0" w:before="0" w:beforeAutospacing="0" w:line="259" w:lineRule="auto"/>
-        <w:ind w:left="1440" w:hanging="360"/>
-        <w:rPr>
-          <w:rFonts w:ascii="Helvetica Neue" w:cs="Helvetica Neue" w:eastAsia="Helvetica Neue" w:hAnsi="Helvetica Neue"/>
-          <w:sz w:val="22"/>
-          <w:szCs w:val="22"/>
-        </w:rPr>
-      </w:pPr>
-      <w:r>
-        <w:rPr>
-          <w:rFonts w:ascii="Helvetica Neue" w:cs="Helvetica Neue" w:eastAsia="Helvetica Neue" w:hAnsi="Helvetica Neue"/>
-          <w:sz w:val="22"/>
-          <w:szCs w:val="22"/>
-          <w:rtl w:val="0"/>
-        </w:rPr>
-        <w:t xml:space="preserve">Monthly backups retained for 1 year.</w:t>
-      </w:r>
-    </w:p>
-    <w:p>
-      <w:pPr>
-        <w:widowControl w:val="1"/>
-        <w:numPr>
-          <w:ilvl w:val="1"/>
-          <w:numId w:val="2"/>
-        </w:numPr>
-        <w:pBdr>
-          <w:top w:color="000000" w:space="0" w:sz="0" w:val="none"/>
-          <w:left w:color="000000" w:space="0" w:sz="0" w:val="none"/>
-          <w:bottom w:color="000000" w:space="0" w:sz="0" w:val="none"/>
-          <w:right w:color="000000" w:space="0" w:sz="0" w:val="none"/>
-          <w:between w:color="000000" w:space="0" w:sz="0" w:val="none"/>
-        </w:pBdr>
-        <w:spacing w:after="240" w:before="0" w:beforeAutospacing="0" w:line="259" w:lineRule="auto"/>
-        <w:ind w:left="1440" w:hanging="360"/>
-        <w:rPr>
-          <w:rFonts w:ascii="Helvetica Neue" w:cs="Helvetica Neue" w:eastAsia="Helvetica Neue" w:hAnsi="Helvetica Neue"/>
-          <w:sz w:val="22"/>
-          <w:szCs w:val="22"/>
-        </w:rPr>
-      </w:pPr>
-      <w:r>
-        <w:rPr>
-          <w:rFonts w:ascii="Helvetica Neue" w:cs="Helvetica Neue" w:eastAsia="Helvetica Neue" w:hAnsi="Helvetica Neue"/>
-          <w:sz w:val="22"/>
-          <w:szCs w:val="22"/>
-          <w:rtl w:val="0"/>
-        </w:rPr>
-        <w:t xml:space="preserve">Long-term archives retained for 3–7 years (per client/regulatory requirements).</w:t>
-      </w:r>
-    </w:p>
-    <w:p>
-      <w:pPr>
-        <w:pStyle w:val="Heading2"/>
-        <w:keepNext w:val="0"/>
-        <w:widowControl w:val="1"/>
-        <w:pBdr>
-          <w:top w:color="000000" w:space="0" w:sz="0" w:val="none"/>
-          <w:left w:color="000000" w:space="0" w:sz="0" w:val="none"/>
-          <w:bottom w:color="000000" w:space="0" w:sz="0" w:val="none"/>
-          <w:right w:color="000000" w:space="0" w:sz="0" w:val="none"/>
-          <w:between w:color="000000" w:space="0" w:sz="0" w:val="none"/>
-        </w:pBdr>
-        <w:spacing w:after="80" w:before="360" w:line="259" w:lineRule="auto"/>
-        <w:rPr>
-          <w:rFonts w:ascii="Helvetica Neue" w:cs="Helvetica Neue" w:eastAsia="Helvetica Neue" w:hAnsi="Helvetica Neue"/>
-          <w:i w:val="0"/>
-          <w:sz w:val="34"/>
-          <w:szCs w:val="34"/>
-        </w:rPr>
-      </w:pPr>
-      <w:bookmarkStart w:colFirst="0" w:colLast="0" w:name="_heading=h.1spx4o4wmws4" w:id="5"/>
-      <w:bookmarkEnd w:id="5"/>
-      <w:r>
-        <w:rPr>
-          <w:rFonts w:ascii="Helvetica Neue" w:cs="Helvetica Neue" w:eastAsia="Helvetica Neue" w:hAnsi="Helvetica Neue"/>
-          <w:i w:val="0"/>
-          <w:sz w:val="34"/>
-          <w:szCs w:val="34"/>
-          <w:rtl w:val="0"/>
-        </w:rPr>
-        <w:t xml:space="preserve">6. Storage Controls</w:t>
-      </w:r>
-    </w:p>
-    <w:p>
-      <w:pPr>
-        <w:widowControl w:val="1"/>
-        <w:numPr>
-          <w:ilvl w:val="0"/>
-          <w:numId w:val="5"/>
-        </w:numPr>
-        <w:pBdr>
-          <w:top w:color="000000" w:space="0" w:sz="0" w:val="none"/>
-          <w:left w:color="000000" w:space="0" w:sz="0" w:val="none"/>
-          <w:bottom w:color="000000" w:space="0" w:sz="0" w:val="none"/>
-          <w:right w:color="000000" w:space="0" w:sz="0" w:val="none"/>
-          <w:between w:color="000000" w:space="0" w:sz="0" w:val="none"/>
-        </w:pBdr>
-        <w:spacing w:after="0" w:afterAutospacing="0" w:before="240" w:line="259" w:lineRule="auto"/>
-        <w:ind w:left="720" w:hanging="360"/>
-        <w:rPr>
-          <w:rFonts w:ascii="Helvetica Neue" w:cs="Helvetica Neue" w:eastAsia="Helvetica Neue" w:hAnsi="Helvetica Neue"/>
-          <w:sz w:val="22"/>
-          <w:szCs w:val="22"/>
-        </w:rPr>
-      </w:pPr>
-      <w:r>
-        <w:rPr>
-          <w:rFonts w:ascii="Helvetica Neue" w:cs="Helvetica Neue" w:eastAsia="Helvetica Neue" w:hAnsi="Helvetica Neue"/>
-          <w:sz w:val="22"/>
-          <w:szCs w:val="22"/>
-          <w:rtl w:val="0"/>
-        </w:rPr>
-        <w:t xml:space="preserve">Access to backup storage is restricted to authorized IT administrators only.</w:t>
-      </w:r>
-    </w:p>
-    <w:p>
-      <w:pPr>
-        <w:widowControl w:val="1"/>
-        <w:numPr>
-          <w:ilvl w:val="0"/>
-          <w:numId w:val="5"/>
-        </w:numPr>
-        <w:pBdr>
-          <w:top w:color="000000" w:space="0" w:sz="0" w:val="none"/>
-          <w:left w:color="000000" w:space="0" w:sz="0" w:val="none"/>
-          <w:bottom w:color="000000" w:space="0" w:sz="0" w:val="none"/>
-          <w:right w:color="000000" w:space="0" w:sz="0" w:val="none"/>
-          <w:between w:color="000000" w:space="0" w:sz="0" w:val="none"/>
-        </w:pBdr>
-        <w:spacing w:after="0" w:afterAutospacing="0" w:before="0" w:beforeAutospacing="0" w:line="259" w:lineRule="auto"/>
-        <w:ind w:left="720" w:hanging="360"/>
-        <w:rPr>
-          <w:rFonts w:ascii="Helvetica Neue" w:cs="Helvetica Neue" w:eastAsia="Helvetica Neue" w:hAnsi="Helvetica Neue"/>
-          <w:sz w:val="22"/>
-          <w:szCs w:val="22"/>
-        </w:rPr>
-      </w:pPr>
-      <w:r>
-        <w:rPr>
-          <w:rFonts w:ascii="Helvetica Neue" w:cs="Helvetica Neue" w:eastAsia="Helvetica Neue" w:hAnsi="Helvetica Neue"/>
-          <w:sz w:val="22"/>
-          <w:szCs w:val="22"/>
-          <w:rtl w:val="0"/>
-        </w:rPr>
-        <w:t xml:space="preserve">Backup systems must enforce role-based access control (RBAC).</w:t>
-      </w:r>
-    </w:p>
-    <w:p>
-      <w:pPr>
-        <w:widowControl w:val="1"/>
-        <w:numPr>
-          <w:ilvl w:val="0"/>
-          <w:numId w:val="5"/>
-        </w:numPr>
-        <w:pBdr>
-          <w:top w:color="000000" w:space="0" w:sz="0" w:val="none"/>
-          <w:left w:color="000000" w:space="0" w:sz="0" w:val="none"/>
-          <w:bottom w:color="000000" w:space="0" w:sz="0" w:val="none"/>
-          <w:right w:color="000000" w:space="0" w:sz="0" w:val="none"/>
-          <w:between w:color="000000" w:space="0" w:sz="0" w:val="none"/>
-        </w:pBdr>
-        <w:spacing w:after="0" w:afterAutospacing="0" w:before="0" w:beforeAutospacing="0" w:line="259" w:lineRule="auto"/>
-        <w:ind w:left="720" w:hanging="360"/>
-        <w:rPr>
-          <w:rFonts w:ascii="Helvetica Neue" w:cs="Helvetica Neue" w:eastAsia="Helvetica Neue" w:hAnsi="Helvetica Neue"/>
-          <w:sz w:val="22"/>
-          <w:szCs w:val="22"/>
-        </w:rPr>
-      </w:pPr>
-      <w:r>
-        <w:rPr>
-          <w:rFonts w:ascii="Helvetica Neue" w:cs="Helvetica Neue" w:eastAsia="Helvetica Neue" w:hAnsi="Helvetica Neue"/>
-          <w:sz w:val="22"/>
-          <w:szCs w:val="22"/>
-          <w:rtl w:val="0"/>
-        </w:rPr>
-        <w:t xml:space="preserve">Removable storage (USBs, portable HDDs) is prohibited unless explicitly approved.</w:t>
-      </w:r>
-    </w:p>
-    <w:p>
-      <w:pPr>
-        <w:widowControl w:val="1"/>
-        <w:numPr>
-          <w:ilvl w:val="0"/>
-          <w:numId w:val="5"/>
-        </w:numPr>
-        <w:pBdr>
-          <w:top w:color="000000" w:space="0" w:sz="0" w:val="none"/>
-          <w:left w:color="000000" w:space="0" w:sz="0" w:val="none"/>
-          <w:bottom w:color="000000" w:space="0" w:sz="0" w:val="none"/>
-          <w:right w:color="000000" w:space="0" w:sz="0" w:val="none"/>
-          <w:between w:color="000000" w:space="0" w:sz="0" w:val="none"/>
-        </w:pBdr>
-        <w:spacing w:after="0" w:afterAutospacing="0" w:before="0" w:beforeAutospacing="0" w:line="259" w:lineRule="auto"/>
-        <w:ind w:left="720" w:hanging="360"/>
-        <w:rPr>
-          <w:rFonts w:ascii="Helvetica Neue" w:cs="Helvetica Neue" w:eastAsia="Helvetica Neue" w:hAnsi="Helvetica Neue"/>
-          <w:sz w:val="22"/>
-          <w:szCs w:val="22"/>
-        </w:rPr>
-      </w:pPr>
-      <w:r>
-        <w:rPr>
-          <w:rFonts w:ascii="Helvetica Neue" w:cs="Helvetica Neue" w:eastAsia="Helvetica Neue" w:hAnsi="Helvetica Neue"/>
-          <w:sz w:val="22"/>
-          <w:szCs w:val="22"/>
-          <w:rtl w:val="0"/>
-        </w:rPr>
-        <w:t xml:space="preserve">Cloud storage must be hosted with SOC 2/ISO 27001–certified providers.</w:t>
-      </w:r>
-    </w:p>
-    <w:p>
-      <w:pPr>
-        <w:widowControl w:val="1"/>
-        <w:numPr>
-          <w:ilvl w:val="0"/>
-          <w:numId w:val="5"/>
-        </w:numPr>
-        <w:pBdr>
-          <w:top w:color="000000" w:space="0" w:sz="0" w:val="none"/>
-          <w:left w:color="000000" w:space="0" w:sz="0" w:val="none"/>
-          <w:bottom w:color="000000" w:space="0" w:sz="0" w:val="none"/>
-          <w:right w:color="000000" w:space="0" w:sz="0" w:val="none"/>
-          <w:between w:color="000000" w:space="0" w:sz="0" w:val="none"/>
-        </w:pBdr>
-        <w:spacing w:after="240" w:before="0" w:beforeAutospacing="0" w:line="259" w:lineRule="auto"/>
-        <w:ind w:left="720" w:hanging="360"/>
-        <w:rPr>
-          <w:rFonts w:ascii="Helvetica Neue" w:cs="Helvetica Neue" w:eastAsia="Helvetica Neue" w:hAnsi="Helvetica Neue"/>
-          <w:sz w:val="22"/>
-          <w:szCs w:val="22"/>
-        </w:rPr>
-      </w:pPr>
-      <w:r>
-        <w:rPr>
-          <w:rFonts w:ascii="Helvetica Neue" w:cs="Helvetica Neue" w:eastAsia="Helvetica Neue" w:hAnsi="Helvetica Neue"/>
-          <w:sz w:val="22"/>
-          <w:szCs w:val="22"/>
-          <w:rtl w:val="0"/>
-        </w:rPr>
-        <w:t xml:space="preserve">Backup data must not be stored on personal devices.</w:t>
-      </w:r>
-    </w:p>
-    <w:p>
-      <w:pPr>
-        <w:pStyle w:val="Heading2"/>
-        <w:keepNext w:val="0"/>
-        <w:widowControl w:val="1"/>
-        <w:pBdr>
-          <w:top w:color="000000" w:space="0" w:sz="0" w:val="none"/>
-          <w:left w:color="000000" w:space="0" w:sz="0" w:val="none"/>
-          <w:bottom w:color="000000" w:space="0" w:sz="0" w:val="none"/>
-          <w:right w:color="000000" w:space="0" w:sz="0" w:val="none"/>
-          <w:between w:color="000000" w:space="0" w:sz="0" w:val="none"/>
-        </w:pBdr>
-        <w:spacing w:after="80" w:before="360" w:line="259" w:lineRule="auto"/>
-        <w:rPr>
-          <w:rFonts w:ascii="Helvetica Neue" w:cs="Helvetica Neue" w:eastAsia="Helvetica Neue" w:hAnsi="Helvetica Neue"/>
-          <w:i w:val="0"/>
-          <w:sz w:val="34"/>
-          <w:szCs w:val="34"/>
-        </w:rPr>
-      </w:pPr>
-      <w:bookmarkStart w:colFirst="0" w:colLast="0" w:name="_heading=h.qzm862fpgazi" w:id="6"/>
-      <w:bookmarkEnd w:id="6"/>
-      <w:r>
-        <w:rPr>
-          <w:rFonts w:ascii="Helvetica Neue" w:cs="Helvetica Neue" w:eastAsia="Helvetica Neue" w:hAnsi="Helvetica Neue"/>
-          <w:i w:val="0"/>
-          <w:sz w:val="34"/>
-          <w:szCs w:val="34"/>
-          <w:rtl w:val="0"/>
-        </w:rPr>
-        <w:t xml:space="preserve">7. Testing and Validation</w:t>
-      </w:r>
-    </w:p>
-    <w:p>
-      <w:pPr>
-        <w:widowControl w:val="1"/>
-        <w:numPr>
-          <w:ilvl w:val="0"/>
-          <w:numId w:val="3"/>
-        </w:numPr>
-        <w:pBdr>
-          <w:top w:color="000000" w:space="0" w:sz="0" w:val="none"/>
-          <w:left w:color="000000" w:space="0" w:sz="0" w:val="none"/>
-          <w:bottom w:color="000000" w:space="0" w:sz="0" w:val="none"/>
-          <w:right w:color="000000" w:space="0" w:sz="0" w:val="none"/>
-          <w:between w:color="000000" w:space="0" w:sz="0" w:val="none"/>
-        </w:pBdr>
-        <w:spacing w:after="0" w:afterAutospacing="0" w:before="240" w:line="259" w:lineRule="auto"/>
-        <w:ind w:left="720" w:hanging="360"/>
-        <w:rPr>
-          <w:rFonts w:ascii="Helvetica Neue" w:cs="Helvetica Neue" w:eastAsia="Helvetica Neue" w:hAnsi="Helvetica Neue"/>
-          <w:sz w:val="22"/>
-          <w:szCs w:val="22"/>
-        </w:rPr>
-      </w:pPr>
-      <w:r>
-        <w:rPr>
-          <w:rFonts w:ascii="Helvetica Neue" w:cs="Helvetica Neue" w:eastAsia="Helvetica Neue" w:hAnsi="Helvetica Neue"/>
-          <w:sz w:val="22"/>
-          <w:szCs w:val="22"/>
-          <w:rtl w:val="0"/>
-        </w:rPr>
-        <w:t xml:space="preserve">Backup restoration tests must be performed </w:t>
-      </w:r>
-      <w:r>
-        <w:rPr>
-          <w:rFonts w:ascii="Helvetica Neue" w:cs="Helvetica Neue" w:eastAsia="Helvetica Neue" w:hAnsi="Helvetica Neue"/>
-          <w:b w:val="1"/>
-          <w:sz w:val="22"/>
-          <w:szCs w:val="22"/>
-          <w:rtl w:val="0"/>
-        </w:rPr>
-        <w:t xml:space="preserve">quarterly</w:t>
-      </w:r>
-      <w:r>
-        <w:rPr>
-          <w:rFonts w:ascii="Helvetica Neue" w:cs="Helvetica Neue" w:eastAsia="Helvetica Neue" w:hAnsi="Helvetica Neue"/>
-          <w:sz w:val="22"/>
-          <w:szCs w:val="22"/>
-          <w:rtl w:val="0"/>
-        </w:rPr>
-        <w:t xml:space="preserve"> to ensure data integrity and recoverability.</w:t>
-      </w:r>
-    </w:p>
-    <w:p>
-      <w:pPr>
-        <w:widowControl w:val="1"/>
-        <w:numPr>
-          <w:ilvl w:val="0"/>
-          <w:numId w:val="3"/>
-        </w:numPr>
-        <w:pBdr>
-          <w:top w:color="000000" w:space="0" w:sz="0" w:val="none"/>
-          <w:left w:color="000000" w:space="0" w:sz="0" w:val="none"/>
-          <w:bottom w:color="000000" w:space="0" w:sz="0" w:val="none"/>
-          <w:right w:color="000000" w:space="0" w:sz="0" w:val="none"/>
-          <w:between w:color="000000" w:space="0" w:sz="0" w:val="none"/>
-        </w:pBdr>
-        <w:spacing w:after="0" w:afterAutospacing="0" w:before="0" w:beforeAutospacing="0" w:line="259" w:lineRule="auto"/>
-        <w:ind w:left="720" w:hanging="360"/>
-        <w:rPr>
-          <w:rFonts w:ascii="Helvetica Neue" w:cs="Helvetica Neue" w:eastAsia="Helvetica Neue" w:hAnsi="Helvetica Neue"/>
-          <w:sz w:val="22"/>
-          <w:szCs w:val="22"/>
-        </w:rPr>
-      </w:pPr>
-      <w:r>
-        <w:rPr>
-          <w:rFonts w:ascii="Helvetica Neue" w:cs="Helvetica Neue" w:eastAsia="Helvetica Neue" w:hAnsi="Helvetica Neue"/>
-          <w:sz w:val="22"/>
-          <w:szCs w:val="22"/>
-          <w:rtl w:val="0"/>
-        </w:rPr>
-        <w:t xml:space="preserve">Results must be documented and reviewed by the IT Security Team.</w:t>
-      </w:r>
-    </w:p>
-    <w:p>
-      <w:pPr>
-        <w:widowControl w:val="1"/>
-        <w:numPr>
-          <w:ilvl w:val="0"/>
-          <w:numId w:val="3"/>
-        </w:numPr>
-        <w:pBdr>
-          <w:top w:color="000000" w:space="0" w:sz="0" w:val="none"/>
-          <w:left w:color="000000" w:space="0" w:sz="0" w:val="none"/>
-          <w:bottom w:color="000000" w:space="0" w:sz="0" w:val="none"/>
-          <w:right w:color="000000" w:space="0" w:sz="0" w:val="none"/>
-          <w:between w:color="000000" w:space="0" w:sz="0" w:val="none"/>
-        </w:pBdr>
-        <w:spacing w:after="240" w:before="0" w:beforeAutospacing="0" w:line="259" w:lineRule="auto"/>
-        <w:ind w:left="720" w:hanging="360"/>
-        <w:rPr>
-          <w:rFonts w:ascii="Helvetica Neue" w:cs="Helvetica Neue" w:eastAsia="Helvetica Neue" w:hAnsi="Helvetica Neue"/>
-          <w:sz w:val="22"/>
-          <w:szCs w:val="22"/>
-        </w:rPr>
-      </w:pPr>
-      <w:r>
-        <w:rPr>
-          <w:rFonts w:ascii="Helvetica Neue" w:cs="Helvetica Neue" w:eastAsia="Helvetica Neue" w:hAnsi="Helvetica Neue"/>
-          <w:sz w:val="22"/>
-          <w:szCs w:val="22"/>
-          <w:rtl w:val="0"/>
-        </w:rPr>
-        <w:t xml:space="preserve">Any failed restoration test must trigger corrective action within 7 business days.</w:t>
-      </w:r>
-    </w:p>
-    <w:p>
-      <w:pPr>
-        <w:pStyle w:val="Heading2"/>
-        <w:keepNext w:val="0"/>
-        <w:widowControl w:val="1"/>
-        <w:pBdr>
-          <w:top w:color="000000" w:space="0" w:sz="0" w:val="none"/>
-          <w:left w:color="000000" w:space="0" w:sz="0" w:val="none"/>
-          <w:bottom w:color="000000" w:space="0" w:sz="0" w:val="none"/>
-          <w:right w:color="000000" w:space="0" w:sz="0" w:val="none"/>
-          <w:between w:color="000000" w:space="0" w:sz="0" w:val="none"/>
-        </w:pBdr>
-        <w:spacing w:after="80" w:before="360" w:line="259" w:lineRule="auto"/>
-        <w:rPr>
-          <w:rFonts w:ascii="Helvetica Neue" w:cs="Helvetica Neue" w:eastAsia="Helvetica Neue" w:hAnsi="Helvetica Neue"/>
-          <w:i w:val="0"/>
-          <w:sz w:val="34"/>
-          <w:szCs w:val="34"/>
-        </w:rPr>
-      </w:pPr>
-      <w:bookmarkStart w:colFirst="0" w:colLast="0" w:name="_heading=h.tw5wq7ckh181" w:id="7"/>
-      <w:bookmarkEnd w:id="7"/>
-      <w:r>
-        <w:rPr>
-          <w:rFonts w:ascii="Helvetica Neue" w:cs="Helvetica Neue" w:eastAsia="Helvetica Neue" w:hAnsi="Helvetica Neue"/>
-          <w:i w:val="0"/>
-          <w:sz w:val="34"/>
-          <w:szCs w:val="34"/>
-          <w:rtl w:val="0"/>
-        </w:rPr>
-        <w:t xml:space="preserve">8. Roles and Responsibilities</w:t>
-      </w:r>
-    </w:p>
-    <w:p>
-      <w:pPr>
-        <w:widowControl w:val="1"/>
-        <w:numPr>
-          <w:ilvl w:val="0"/>
-          <w:numId w:val="6"/>
-        </w:numPr>
-        <w:pBdr>
-          <w:top w:color="000000" w:space="0" w:sz="0" w:val="none"/>
-          <w:left w:color="000000" w:space="0" w:sz="0" w:val="none"/>
-          <w:bottom w:color="000000" w:space="0" w:sz="0" w:val="none"/>
-          <w:right w:color="000000" w:space="0" w:sz="0" w:val="none"/>
-          <w:between w:color="000000" w:space="0" w:sz="0" w:val="none"/>
-        </w:pBdr>
-        <w:spacing w:after="0" w:afterAutospacing="0" w:before="240" w:line="259" w:lineRule="auto"/>
-        <w:ind w:left="720" w:hanging="360"/>
-        <w:rPr>
-          <w:rFonts w:ascii="Helvetica Neue" w:cs="Helvetica Neue" w:eastAsia="Helvetica Neue" w:hAnsi="Helvetica Neue"/>
-          <w:sz w:val="22"/>
-          <w:szCs w:val="22"/>
-        </w:rPr>
-      </w:pPr>
-      <w:r>
-        <w:rPr>
-          <w:rFonts w:ascii="Helvetica Neue" w:cs="Helvetica Neue" w:eastAsia="Helvetica Neue" w:hAnsi="Helvetica Neue"/>
-          <w:b w:val="1"/>
-          <w:sz w:val="22"/>
-          <w:szCs w:val="22"/>
-          <w:rtl w:val="0"/>
-        </w:rPr>
-        <w:t xml:space="preserve">IT Department:</w:t>
-      </w:r>
-      <w:r>
-        <w:rPr>
-          <w:rFonts w:ascii="Helvetica Neue" w:cs="Helvetica Neue" w:eastAsia="Helvetica Neue" w:hAnsi="Helvetica Neue"/>
-          <w:sz w:val="22"/>
-          <w:szCs w:val="22"/>
-          <w:rtl w:val="0"/>
-        </w:rPr>
-        <w:t xml:space="preserve"> Configure, monitor, and test backups, manage storage systems, and respond to recovery requests.</w:t>
-      </w:r>
-    </w:p>
-    <w:p>
-      <w:pPr>
-        <w:widowControl w:val="1"/>
-        <w:numPr>
-          <w:ilvl w:val="0"/>
-          <w:numId w:val="6"/>
-        </w:numPr>
-        <w:pBdr>
-          <w:top w:color="000000" w:space="0" w:sz="0" w:val="none"/>
-          <w:left w:color="000000" w:space="0" w:sz="0" w:val="none"/>
-          <w:bottom w:color="000000" w:space="0" w:sz="0" w:val="none"/>
-          <w:right w:color="000000" w:space="0" w:sz="0" w:val="none"/>
-          <w:between w:color="000000" w:space="0" w:sz="0" w:val="none"/>
-        </w:pBdr>
-        <w:spacing w:after="0" w:afterAutospacing="0" w:before="0" w:beforeAutospacing="0" w:line="259" w:lineRule="auto"/>
-        <w:ind w:left="720" w:hanging="360"/>
-        <w:rPr>
-          <w:rFonts w:ascii="Helvetica Neue" w:cs="Helvetica Neue" w:eastAsia="Helvetica Neue" w:hAnsi="Helvetica Neue"/>
-          <w:sz w:val="22"/>
-          <w:szCs w:val="22"/>
-        </w:rPr>
-      </w:pPr>
-      <w:r>
-        <w:rPr>
-          <w:rFonts w:ascii="Helvetica Neue" w:cs="Helvetica Neue" w:eastAsia="Helvetica Neue" w:hAnsi="Helvetica Neue"/>
-          <w:b w:val="1"/>
-          <w:sz w:val="22"/>
-          <w:szCs w:val="22"/>
-          <w:rtl w:val="0"/>
-        </w:rPr>
-        <w:t xml:space="preserve">Data Owners:</w:t>
-      </w:r>
-      <w:r>
-        <w:rPr>
-          <w:rFonts w:ascii="Helvetica Neue" w:cs="Helvetica Neue" w:eastAsia="Helvetica Neue" w:hAnsi="Helvetica Neue"/>
-          <w:sz w:val="22"/>
-          <w:szCs w:val="22"/>
-          <w:rtl w:val="0"/>
-        </w:rPr>
-        <w:t xml:space="preserve"> Identify which data requires backup and validate classification.</w:t>
-      </w:r>
-    </w:p>
-    <w:p>
-      <w:pPr>
-        <w:widowControl w:val="1"/>
-        <w:numPr>
-          <w:ilvl w:val="0"/>
-          <w:numId w:val="6"/>
-        </w:numPr>
-        <w:pBdr>
-          <w:top w:color="000000" w:space="0" w:sz="0" w:val="none"/>
-          <w:left w:color="000000" w:space="0" w:sz="0" w:val="none"/>
-          <w:bottom w:color="000000" w:space="0" w:sz="0" w:val="none"/>
-          <w:right w:color="000000" w:space="0" w:sz="0" w:val="none"/>
-          <w:between w:color="000000" w:space="0" w:sz="0" w:val="none"/>
-        </w:pBdr>
-        <w:spacing w:after="0" w:afterAutospacing="0" w:before="0" w:beforeAutospacing="0" w:line="259" w:lineRule="auto"/>
-        <w:ind w:left="720" w:hanging="360"/>
-        <w:rPr>
-          <w:rFonts w:ascii="Helvetica Neue" w:cs="Helvetica Neue" w:eastAsia="Helvetica Neue" w:hAnsi="Helvetica Neue"/>
-          <w:sz w:val="22"/>
-          <w:szCs w:val="22"/>
-        </w:rPr>
-      </w:pPr>
-      <w:r>
-        <w:rPr>
-          <w:rFonts w:ascii="Helvetica Neue" w:cs="Helvetica Neue" w:eastAsia="Helvetica Neue" w:hAnsi="Helvetica Neue"/>
-          <w:b w:val="1"/>
-          <w:sz w:val="22"/>
-          <w:szCs w:val="22"/>
-          <w:rtl w:val="0"/>
-        </w:rPr>
-        <w:t xml:space="preserve">IT Security Team:</w:t>
-      </w:r>
-      <w:r>
-        <w:rPr>
-          <w:rFonts w:ascii="Helvetica Neue" w:cs="Helvetica Neue" w:eastAsia="Helvetica Neue" w:hAnsi="Helvetica Neue"/>
-          <w:sz w:val="22"/>
-          <w:szCs w:val="22"/>
-          <w:rtl w:val="0"/>
-        </w:rPr>
-        <w:t xml:space="preserve"> Ensure encryption, access control, and audit compliance for backup systems.</w:t>
-      </w:r>
-    </w:p>
-    <w:p>
-      <w:pPr>
-        <w:widowControl w:val="1"/>
-        <w:numPr>
-          <w:ilvl w:val="0"/>
-          <w:numId w:val="6"/>
-        </w:numPr>
-        <w:pBdr>
-          <w:top w:color="000000" w:space="0" w:sz="0" w:val="none"/>
-          <w:left w:color="000000" w:space="0" w:sz="0" w:val="none"/>
-          <w:bottom w:color="000000" w:space="0" w:sz="0" w:val="none"/>
-          <w:right w:color="000000" w:space="0" w:sz="0" w:val="none"/>
-          <w:between w:color="000000" w:space="0" w:sz="0" w:val="none"/>
-        </w:pBdr>
-        <w:spacing w:after="240" w:before="0" w:beforeAutospacing="0" w:line="259" w:lineRule="auto"/>
-        <w:ind w:left="720" w:hanging="360"/>
-        <w:rPr>
-          <w:rFonts w:ascii="Helvetica Neue" w:cs="Helvetica Neue" w:eastAsia="Helvetica Neue" w:hAnsi="Helvetica Neue"/>
-          <w:sz w:val="22"/>
-          <w:szCs w:val="22"/>
-        </w:rPr>
-      </w:pPr>
-      <w:r>
-        <w:rPr>
-          <w:rFonts w:ascii="Helvetica Neue" w:cs="Helvetica Neue" w:eastAsia="Helvetica Neue" w:hAnsi="Helvetica Neue"/>
-          <w:b w:val="1"/>
-          <w:sz w:val="22"/>
-          <w:szCs w:val="22"/>
-          <w:rtl w:val="0"/>
-        </w:rPr>
-        <w:t xml:space="preserve">Management:</w:t>
-      </w:r>
-      <w:r>
-        <w:rPr>
-          <w:rFonts w:ascii="Helvetica Neue" w:cs="Helvetica Neue" w:eastAsia="Helvetica Neue" w:hAnsi="Helvetica Neue"/>
-          <w:sz w:val="22"/>
-          <w:szCs w:val="22"/>
-          <w:rtl w:val="0"/>
-        </w:rPr>
-        <w:t xml:space="preserve"> Review and approve retention policies and risk acceptance.</w:t>
-      </w:r>
-    </w:p>
-    <w:p>
-      <w:pPr>
-        <w:pStyle w:val="Heading2"/>
-        <w:keepNext w:val="0"/>
-        <w:widowControl w:val="1"/>
-        <w:pBdr>
-          <w:top w:color="000000" w:space="0" w:sz="0" w:val="none"/>
-          <w:left w:color="000000" w:space="0" w:sz="0" w:val="none"/>
-          <w:bottom w:color="000000" w:space="0" w:sz="0" w:val="none"/>
-          <w:right w:color="000000" w:space="0" w:sz="0" w:val="none"/>
-          <w:between w:color="000000" w:space="0" w:sz="0" w:val="none"/>
-        </w:pBdr>
-        <w:spacing w:after="80" w:before="360" w:line="259" w:lineRule="auto"/>
-        <w:rPr>
-          <w:rFonts w:ascii="Helvetica Neue" w:cs="Helvetica Neue" w:eastAsia="Helvetica Neue" w:hAnsi="Helvetica Neue"/>
-          <w:i w:val="0"/>
-          <w:sz w:val="34"/>
-          <w:szCs w:val="34"/>
-        </w:rPr>
-      </w:pPr>
-      <w:bookmarkStart w:colFirst="0" w:colLast="0" w:name="_heading=h.kbzbcyyg40m2" w:id="8"/>
-      <w:bookmarkEnd w:id="8"/>
-      <w:r>
-        <w:rPr>
-          <w:rFonts w:ascii="Helvetica Neue" w:cs="Helvetica Neue" w:eastAsia="Helvetica Neue" w:hAnsi="Helvetica Neue"/>
-          <w:i w:val="0"/>
-          <w:sz w:val="34"/>
-          <w:szCs w:val="34"/>
-          <w:rtl w:val="0"/>
-        </w:rPr>
-        <w:t xml:space="preserve">9. Monitoring and Reporting</w:t>
-      </w:r>
-    </w:p>
-    <w:p>
-      <w:pPr>
-        <w:widowControl w:val="1"/>
-        <w:numPr>
-          <w:ilvl w:val="0"/>
-          <w:numId w:val="7"/>
-        </w:numPr>
-        <w:pBdr>
-          <w:top w:color="000000" w:space="0" w:sz="0" w:val="none"/>
-          <w:left w:color="000000" w:space="0" w:sz="0" w:val="none"/>
-          <w:bottom w:color="000000" w:space="0" w:sz="0" w:val="none"/>
-          <w:right w:color="000000" w:space="0" w:sz="0" w:val="none"/>
-          <w:between w:color="000000" w:space="0" w:sz="0" w:val="none"/>
-        </w:pBdr>
-        <w:spacing w:after="0" w:afterAutospacing="0" w:before="240" w:line="259" w:lineRule="auto"/>
-        <w:ind w:left="720" w:hanging="360"/>
-        <w:rPr>
-          <w:rFonts w:ascii="Helvetica Neue" w:cs="Helvetica Neue" w:eastAsia="Helvetica Neue" w:hAnsi="Helvetica Neue"/>
-          <w:sz w:val="22"/>
-          <w:szCs w:val="22"/>
-        </w:rPr>
-      </w:pPr>
-      <w:r>
-        <w:rPr>
-          <w:rFonts w:ascii="Helvetica Neue" w:cs="Helvetica Neue" w:eastAsia="Helvetica Neue" w:hAnsi="Helvetica Neue"/>
-          <w:sz w:val="22"/>
-          <w:szCs w:val="22"/>
-          <w:rtl w:val="0"/>
-        </w:rPr>
-        <w:t xml:space="preserve">Backup jobs must be logged and monitored daily.</w:t>
-      </w:r>
-    </w:p>
-    <w:p>
-      <w:pPr>
-        <w:widowControl w:val="1"/>
-        <w:numPr>
-          <w:ilvl w:val="0"/>
-          <w:numId w:val="7"/>
-        </w:numPr>
-        <w:pBdr>
-          <w:top w:color="000000" w:space="0" w:sz="0" w:val="none"/>
-          <w:left w:color="000000" w:space="0" w:sz="0" w:val="none"/>
-          <w:bottom w:color="000000" w:space="0" w:sz="0" w:val="none"/>
-          <w:right w:color="000000" w:space="0" w:sz="0" w:val="none"/>
-          <w:between w:color="000000" w:space="0" w:sz="0" w:val="none"/>
-        </w:pBdr>
-        <w:spacing w:after="0" w:afterAutospacing="0" w:before="0" w:beforeAutospacing="0" w:line="259" w:lineRule="auto"/>
-        <w:ind w:left="720" w:hanging="360"/>
-        <w:rPr>
-          <w:rFonts w:ascii="Helvetica Neue" w:cs="Helvetica Neue" w:eastAsia="Helvetica Neue" w:hAnsi="Helvetica Neue"/>
-          <w:sz w:val="22"/>
-          <w:szCs w:val="22"/>
-        </w:rPr>
-      </w:pPr>
-      <w:r>
-        <w:rPr>
-          <w:rFonts w:ascii="Helvetica Neue" w:cs="Helvetica Neue" w:eastAsia="Helvetica Neue" w:hAnsi="Helvetica Neue"/>
-          <w:sz w:val="22"/>
-          <w:szCs w:val="22"/>
-          <w:rtl w:val="0"/>
-        </w:rPr>
-        <w:t xml:space="preserve">Backup failures must generate alerts and be remediated within 24 hours.</w:t>
-      </w:r>
-    </w:p>
-    <w:p>
-      <w:pPr>
-        <w:widowControl w:val="1"/>
-        <w:numPr>
-          <w:ilvl w:val="0"/>
-          <w:numId w:val="7"/>
-        </w:numPr>
-        <w:pBdr>
-          <w:top w:color="000000" w:space="0" w:sz="0" w:val="none"/>
-          <w:left w:color="000000" w:space="0" w:sz="0" w:val="none"/>
-          <w:bottom w:color="000000" w:space="0" w:sz="0" w:val="none"/>
-          <w:right w:color="000000" w:space="0" w:sz="0" w:val="none"/>
-          <w:between w:color="000000" w:space="0" w:sz="0" w:val="none"/>
-        </w:pBdr>
-        <w:spacing w:after="240" w:before="0" w:beforeAutospacing="0" w:line="259" w:lineRule="auto"/>
-        <w:ind w:left="720" w:hanging="360"/>
-        <w:rPr>
-          <w:rFonts w:ascii="Helvetica Neue" w:cs="Helvetica Neue" w:eastAsia="Helvetica Neue" w:hAnsi="Helvetica Neue"/>
-          <w:sz w:val="22"/>
-          <w:szCs w:val="22"/>
-        </w:rPr>
-      </w:pPr>
-      <w:r>
-        <w:rPr>
-          <w:rFonts w:ascii="Helvetica Neue" w:cs="Helvetica Neue" w:eastAsia="Helvetica Neue" w:hAnsi="Helvetica Neue"/>
-          <w:sz w:val="22"/>
-          <w:szCs w:val="22"/>
-          <w:rtl w:val="0"/>
-        </w:rPr>
-        <w:t xml:space="preserve">Monthly backup status reports must be submitted to management and retained as SOC 2 audit evidence.</w:t>
-      </w:r>
-    </w:p>
-    <w:p>
-      <w:pPr>
-        <w:pStyle w:val="Heading2"/>
-        <w:keepNext w:val="0"/>
-        <w:widowControl w:val="1"/>
-        <w:pBdr>
-          <w:top w:color="000000" w:space="0" w:sz="0" w:val="none"/>
-          <w:left w:color="000000" w:space="0" w:sz="0" w:val="none"/>
-          <w:bottom w:color="000000" w:space="0" w:sz="0" w:val="none"/>
-          <w:right w:color="000000" w:space="0" w:sz="0" w:val="none"/>
-          <w:between w:color="000000" w:space="0" w:sz="0" w:val="none"/>
-        </w:pBdr>
-        <w:spacing w:after="80" w:before="360" w:line="259" w:lineRule="auto"/>
-        <w:rPr>
-          <w:rFonts w:ascii="Helvetica Neue" w:cs="Helvetica Neue" w:eastAsia="Helvetica Neue" w:hAnsi="Helvetica Neue"/>
-          <w:i w:val="0"/>
-          <w:sz w:val="34"/>
-          <w:szCs w:val="34"/>
-        </w:rPr>
-      </w:pPr>
-      <w:bookmarkStart w:colFirst="0" w:colLast="0" w:name="_heading=h.uh0whsxjer5d" w:id="9"/>
-      <w:bookmarkEnd w:id="9"/>
-      <w:r>
-        <w:rPr>
-          <w:rFonts w:ascii="Helvetica Neue" w:cs="Helvetica Neue" w:eastAsia="Helvetica Neue" w:hAnsi="Helvetica Neue"/>
-          <w:i w:val="0"/>
-          <w:sz w:val="34"/>
-          <w:szCs w:val="34"/>
-          <w:rtl w:val="0"/>
-        </w:rPr>
-        <w:t xml:space="preserve">10. Compliance and Audit Evidence</w:t>
-      </w:r>
-    </w:p>
-    <w:p>
-      <w:pPr>
-        <w:widowControl w:val="1"/>
-        <w:numPr>
-          <w:ilvl w:val="0"/>
-          <w:numId w:val="1"/>
-        </w:numPr>
-        <w:pBdr>
-          <w:top w:color="000000" w:space="0" w:sz="0" w:val="none"/>
-          <w:left w:color="000000" w:space="0" w:sz="0" w:val="none"/>
-          <w:bottom w:color="000000" w:space="0" w:sz="0" w:val="none"/>
-          <w:right w:color="000000" w:space="0" w:sz="0" w:val="none"/>
-          <w:between w:color="000000" w:space="0" w:sz="0" w:val="none"/>
-        </w:pBdr>
-        <w:spacing w:after="0" w:afterAutospacing="0" w:before="240" w:line="259" w:lineRule="auto"/>
-        <w:ind w:left="720" w:hanging="360"/>
-        <w:rPr>
-          <w:rFonts w:ascii="Helvetica Neue" w:cs="Helvetica Neue" w:eastAsia="Helvetica Neue" w:hAnsi="Helvetica Neue"/>
-          <w:sz w:val="22"/>
-          <w:szCs w:val="22"/>
-        </w:rPr>
-      </w:pPr>
-      <w:r>
-        <w:rPr>
-          <w:rFonts w:ascii="Helvetica Neue" w:cs="Helvetica Neue" w:eastAsia="Helvetica Neue" w:hAnsi="Helvetica Neue"/>
-          <w:sz w:val="22"/>
-          <w:szCs w:val="22"/>
-          <w:rtl w:val="0"/>
-        </w:rPr>
-        <w:t xml:space="preserve">Evidence of scheduled backups, logs, and restoration test results must be retained for SOC 2 auditors.</w:t>
-      </w:r>
-    </w:p>
-    <w:p>
-      <w:pPr>
-        <w:widowControl w:val="1"/>
-        <w:numPr>
-          <w:ilvl w:val="0"/>
-          <w:numId w:val="1"/>
-        </w:numPr>
-        <w:pBdr>
-          <w:top w:color="000000" w:space="0" w:sz="0" w:val="none"/>
-          <w:left w:color="000000" w:space="0" w:sz="0" w:val="none"/>
-          <w:bottom w:color="000000" w:space="0" w:sz="0" w:val="none"/>
-          <w:right w:color="000000" w:space="0" w:sz="0" w:val="none"/>
-          <w:between w:color="000000" w:space="0" w:sz="0" w:val="none"/>
-        </w:pBdr>
-        <w:spacing w:after="0" w:afterAutospacing="0" w:before="0" w:beforeAutospacing="0" w:line="259" w:lineRule="auto"/>
-        <w:ind w:left="720" w:hanging="360"/>
-        <w:rPr>
-          <w:rFonts w:ascii="Helvetica Neue" w:cs="Helvetica Neue" w:eastAsia="Helvetica Neue" w:hAnsi="Helvetica Neue"/>
-          <w:sz w:val="22"/>
-          <w:szCs w:val="22"/>
-        </w:rPr>
-      </w:pPr>
-      <w:r>
-        <w:rPr>
-          <w:rFonts w:ascii="Helvetica Neue" w:cs="Helvetica Neue" w:eastAsia="Helvetica Neue" w:hAnsi="Helvetica Neue"/>
-          <w:sz w:val="22"/>
-          <w:szCs w:val="22"/>
-          <w:rtl w:val="0"/>
-        </w:rPr>
-        <w:t xml:space="preserve">This policy will be reviewed annually or after significant changes to infrastructure, business operations, or regulatory requirements.</w:t>
-      </w:r>
-    </w:p>
-    <w:p>
-      <w:pPr>
-        <w:widowControl w:val="1"/>
-        <w:numPr>
-          <w:ilvl w:val="0"/>
-          <w:numId w:val="1"/>
-        </w:numPr>
-        <w:pBdr>
-          <w:top w:color="000000" w:space="0" w:sz="0" w:val="none"/>
-          <w:left w:color="000000" w:space="0" w:sz="0" w:val="none"/>
-          <w:bottom w:color="000000" w:space="0" w:sz="0" w:val="none"/>
-          <w:right w:color="000000" w:space="0" w:sz="0" w:val="none"/>
-          <w:between w:color="000000" w:space="0" w:sz="0" w:val="none"/>
-        </w:pBdr>
-        <w:spacing w:after="240" w:before="0" w:beforeAutospacing="0" w:line="259" w:lineRule="auto"/>
-        <w:ind w:left="720" w:hanging="360"/>
-        <w:rPr>
-          <w:rFonts w:ascii="Helvetica Neue" w:cs="Helvetica Neue" w:eastAsia="Helvetica Neue" w:hAnsi="Helvetica Neue"/>
-          <w:sz w:val="22"/>
-          <w:szCs w:val="22"/>
-        </w:rPr>
-      </w:pPr>
-      <w:r>
-        <w:rPr>
-          <w:rFonts w:ascii="Helvetica Neue" w:cs="Helvetica Neue" w:eastAsia="Helvetica Neue" w:hAnsi="Helvetica Neue"/>
-          <w:sz w:val="22"/>
-          <w:szCs w:val="22"/>
-          <w:rtl w:val="0"/>
-        </w:rPr>
-        <w:t xml:space="preserve">Non-compliance may result in disciplinary action, access restrictions, or termination of vendor contracts.</w:t>
-      </w:r>
-    </w:p>
-    <w:p>
-      <w:pPr>
-        <w:pStyle w:val="Heading2"/>
-        <w:keepNext w:val="0"/>
-        <w:widowControl w:val="1"/>
-        <w:pBdr>
-          <w:top w:color="000000" w:space="0" w:sz="0" w:val="none"/>
-          <w:left w:color="000000" w:space="0" w:sz="0" w:val="none"/>
-          <w:bottom w:color="000000" w:space="0" w:sz="0" w:val="none"/>
-          <w:right w:color="000000" w:space="0" w:sz="0" w:val="none"/>
-          <w:between w:color="000000" w:space="0" w:sz="0" w:val="none"/>
-        </w:pBdr>
-        <w:spacing w:after="80" w:before="360" w:line="259" w:lineRule="auto"/>
-        <w:rPr>
-          <w:rFonts w:ascii="Helvetica Neue" w:cs="Helvetica Neue" w:eastAsia="Helvetica Neue" w:hAnsi="Helvetica Neue"/>
-          <w:i w:val="0"/>
-          <w:sz w:val="34"/>
-          <w:szCs w:val="34"/>
-        </w:rPr>
-      </w:pPr>
-      <w:bookmarkStart w:colFirst="0" w:colLast="0" w:name="_heading=h.jh55t17d7m0m" w:id="10"/>
-      <w:bookmarkEnd w:id="10"/>
-      <w:r>
-        <w:rPr>
-          <w:rFonts w:ascii="Helvetica Neue" w:cs="Helvetica Neue" w:eastAsia="Helvetica Neue" w:hAnsi="Helvetica Neue"/>
-          <w:i w:val="0"/>
-          <w:sz w:val="34"/>
-          <w:szCs w:val="34"/>
-          <w:rtl w:val="0"/>
-        </w:rPr>
-        <w:t xml:space="preserve">11. Exceptions</w:t>
-      </w:r>
-    </w:p>
-    <w:p>
-      <w:pPr>
-        <w:widowControl w:val="1"/>
-        <w:pBdr>
-          <w:top w:color="000000" w:space="0" w:sz="0" w:val="none"/>
-          <w:left w:color="000000" w:space="0" w:sz="0" w:val="none"/>
-          <w:bottom w:color="000000" w:space="0" w:sz="0" w:val="none"/>
-          <w:right w:color="000000" w:space="0" w:sz="0" w:val="none"/>
-          <w:between w:color="000000" w:space="0" w:sz="0" w:val="none"/>
-        </w:pBdr>
-        <w:spacing w:after="240" w:before="240" w:line="259" w:lineRule="auto"/>
-        <w:rPr>
-          <w:rFonts w:ascii="Helvetica Neue" w:cs="Helvetica Neue" w:eastAsia="Helvetica Neue" w:hAnsi="Helvetica Neue"/>
-          <w:sz w:val="22"/>
-          <w:szCs w:val="22"/>
-        </w:rPr>
-      </w:pPr>
-      <w:r>
-        <w:rPr>
-          <w:rFonts w:ascii="Helvetica Neue" w:cs="Helvetica Neue" w:eastAsia="Helvetica Neue" w:hAnsi="Helvetica Neue"/>
-          <w:sz w:val="22"/>
-          <w:szCs w:val="22"/>
-          <w:rtl w:val="0"/>
-        </w:rPr>
-        <w:t xml:space="preserve">Any exceptions to this policy must be documented, approved by IT Security, and include compensating controls to mitigate risks.</w:t>
-      </w:r>
-    </w:p>
-    <w:p>
-      <w:pPr>
-        <w:widowControl w:val="1"/>
-        <w:pBdr>
-          <w:top w:color="000000" w:space="0" w:sz="0" w:val="none"/>
-          <w:left w:color="000000" w:space="0" w:sz="0" w:val="none"/>
-          <w:bottom w:color="000000" w:space="0" w:sz="0" w:val="none"/>
-          <w:right w:color="000000" w:space="0" w:sz="0" w:val="none"/>
-          <w:between w:color="000000" w:space="0" w:sz="0" w:val="none"/>
-        </w:pBdr>
-        <w:spacing w:after="240" w:before="240" w:line="259" w:lineRule="auto"/>
-        <w:rPr>
-          <w:rFonts w:ascii="Helvetica Neue" w:cs="Helvetica Neue" w:eastAsia="Helvetica Neue" w:hAnsi="Helvetica Neue"/>
-          <w:sz w:val="22"/>
-          <w:szCs w:val="22"/>
-        </w:rPr>
-      </w:pPr>
-      <w:r>
-        <w:rPr>
-          <w:rtl w:val="0"/>
-        </w:rPr>
-      </w:r>
-    </w:p>
-    <w:p>
-      <w:pPr>
-        <w:widowControl w:val="1"/>
-        <w:spacing w:after="0" w:line="240" w:lineRule="auto"/>
-        <w:jc w:val="both"/>
-        <w:rPr/>
-      </w:pPr>
-      <w:r>
-        <w:rPr>
-          <w:rtl w:val="0"/>
-        </w:rPr>
+        <w:t>Approval name, role, signature/record reference, and approval date must be completed by authorized personnel after substantive review. This draft is not evidence of approval or operation during the audit period.</w:t>
       </w:r>
     </w:p>
     <w:sectPr>

--- a/Soc2Type2-chatgpt/Review_Output_2026-10-12_Final/01_Reviewed_Policies/36 - Backup and Restoration Procedure.docx
+++ b/Soc2Type2-chatgpt/Review_Output_2026-10-12_Final/01_Reviewed_Policies/36 - Backup and Restoration Procedure.docx
@@ -3,18 +3,6 @@
 <w:document xmlns:mc="http://schemas.openxmlformats.org/markup-compatibility/2006" xmlns:o="urn:schemas-microsoft-com:office:office" xmlns:r="http://schemas.openxmlformats.org/officeDocument/2006/relationships" xmlns:m="http://schemas.openxmlformats.org/officeDocument/2006/math" xmlns:v="urn:schemas-microsoft-com:vml" xmlns:wp="http://schemas.openxmlformats.org/drawingml/2006/wordprocessingDrawing" xmlns:w10="urn:schemas-microsoft-com:office:word" xmlns:w="http://schemas.openxmlformats.org/wordprocessingml/2006/main" xmlns:wne="http://schemas.microsoft.com/office/word/2006/wordml" xmlns:sl="http://schemas.openxmlformats.org/schemaLibrary/2006/main" xmlns:a="http://schemas.openxmlformats.org/drawingml/2006/main" xmlns:pic="http://schemas.openxmlformats.org/drawingml/2006/picture" xmlns:c="http://schemas.openxmlformats.org/drawingml/2006/chart" xmlns:lc="http://schemas.openxmlformats.org/drawingml/2006/lockedCanvas" xmlns:dgm="http://schemas.openxmlformats.org/drawingml/2006/diagram" xmlns:wps="http://schemas.microsoft.com/office/word/2010/wordprocessingShape" xmlns:wpg="http://schemas.microsoft.com/office/word/2010/wordprocessingGroup" xmlns:w14="http://schemas.microsoft.com/office/word/2010/wordml" xmlns:w15="http://schemas.microsoft.com/office/word/2012/wordml" xmlns:w16="http://schemas.microsoft.com/office/word/2018/wordml" xmlns:w16cex="http://schemas.microsoft.com/office/word/2018/wordml/cex" xmlns:w16cid="http://schemas.microsoft.com/office/word/2016/wordml/cid" xmlns="http://schemas.microsoft.com/office/tasks/2019/documenttasks" xmlns:cr="http://schemas.microsoft.com/office/comments/2020/reactions">
   <w:background w:color="FFFFFF"/>
   <w:body>
-    <w:p>
-      <w:pPr>
-        <w:jc w:val="center"/>
-      </w:pPr>
-      <w:r>
-        <w:rPr>
-          <w:b/>
-          <w:sz w:val="18"/>
-        </w:rPr>
-        <w:t>DRAFT — OWNER VALIDATION AND AUTHORIZED APPROVAL REQUIRED</w:t>
-      </w:r>
-    </w:p>
     <w:p>
       <w:pPr>
         <w:pStyle w:val="Title"/>
@@ -41,7 +29,10 @@
           </w:tcPr>
           <w:p>
             <w:r>
-              <w:t>Document owner</w:t>
+              <w:rPr>
+                <w:sz w:val="18"/>
+              </w:rPr>
+              <w:t>Policy Document ID</w:t>
             </w:r>
           </w:p>
         </w:tc>
@@ -51,7 +42,10 @@
           </w:tcPr>
           <w:p>
             <w:r>
-              <w:t>Assign by management</w:t>
+              <w:rPr>
+                <w:sz w:val="18"/>
+              </w:rPr>
+              <w:t>ZED-POL-36</w:t>
             </w:r>
           </w:p>
         </w:tc>
@@ -63,7 +57,10 @@
           </w:tcPr>
           <w:p>
             <w:r>
-              <w:t>Version</w:t>
+              <w:rPr>
+                <w:sz w:val="18"/>
+              </w:rPr>
+              <w:t>Document Version</w:t>
             </w:r>
           </w:p>
         </w:tc>
@@ -73,7 +70,10 @@
           </w:tcPr>
           <w:p>
             <w:r>
-              <w:t>Assign after review</w:t>
+              <w:rPr>
+                <w:sz w:val="18"/>
+              </w:rPr>
+              <w:t>v2.0 (Renewal 2025–2026)</w:t>
             </w:r>
           </w:p>
         </w:tc>
@@ -85,7 +85,10 @@
           </w:tcPr>
           <w:p>
             <w:r>
-              <w:t>Effective date</w:t>
+              <w:rPr>
+                <w:sz w:val="18"/>
+              </w:rPr>
+              <w:t>Last Review Date</w:t>
             </w:r>
           </w:p>
         </w:tc>
@@ -95,7 +98,7 @@
           </w:tcPr>
           <w:p>
             <w:r>
-              <w:t>Enter actual authorized date; do not backdate</w:t>
+              <w:t>October 1, 2025</w:t>
             </w:r>
           </w:p>
         </w:tc>
@@ -107,7 +110,10 @@
           </w:tcPr>
           <w:p>
             <w:r>
-              <w:t>Approved by</w:t>
+              <w:rPr>
+                <w:sz w:val="18"/>
+              </w:rPr>
+              <w:t>Approval Authority / Status</w:t>
             </w:r>
           </w:p>
         </w:tc>
@@ -117,7 +123,38 @@
           </w:tcPr>
           <w:p>
             <w:r>
-              <w:t>Authorized approver to complete</w:t>
+              <w:rPr>
+                <w:sz w:val="18"/>
+              </w:rPr>
+              <w:t>Chief Information Security Officer (CISO) &amp; Management; authorized approval to be recorded</w:t>
+            </w:r>
+          </w:p>
+        </w:tc>
+      </w:tr>
+      <w:tr>
+        <w:tc>
+          <w:tcPr>
+            <w:tcW w:type="dxa" w:w="4961"/>
+          </w:tcPr>
+          <w:p>
+            <w:r>
+              <w:rPr>
+                <w:sz w:val="18"/>
+              </w:rPr>
+              <w:t>Classification</w:t>
+            </w:r>
+          </w:p>
+        </w:tc>
+        <w:tc>
+          <w:tcPr>
+            <w:tcW w:type="dxa" w:w="4961"/>
+          </w:tcPr>
+          <w:p>
+            <w:r>
+              <w:rPr>
+                <w:sz w:val="18"/>
+              </w:rPr>
+              <w:t>Confidential – Internal &amp; Authorized Auditor Access Only</w:t>
             </w:r>
           </w:p>
         </w:tc>
